--- a/docs/content/pivoting/pivoting_lecture.docx
+++ b/docs/content/pivoting/pivoting_lecture.docx
@@ -31,7 +31,7 @@
         <w:pStyle w:val="Date"/>
       </w:pPr>
       <w:r>
-        <w:t xml:space="preserve">2026-09-04</w:t>
+        <w:t xml:space="preserve">2026-09-08</w:t>
       </w:r>
     </w:p>
     <w:bookmarkStart w:id="12" w:name="where-we-left-off-lecture-14"/>

--- a/docs/content/pivoting/pivoting_lecture.docx
+++ b/docs/content/pivoting/pivoting_lecture.docx
@@ -31,7 +31,7 @@
         <w:pStyle w:val="Date"/>
       </w:pPr>
       <w:r>
-        <w:t xml:space="preserve">2026-09-08</w:t>
+        <w:t xml:space="preserve">2026-09-10</w:t>
       </w:r>
     </w:p>
     <w:bookmarkStart w:id="12" w:name="where-we-left-off-lecture-14"/>

--- a/docs/content/pivoting/pivoting_lecture.docx
+++ b/docs/content/pivoting/pivoting_lecture.docx
@@ -31,7 +31,7 @@
         <w:pStyle w:val="Date"/>
       </w:pPr>
       <w:r>
-        <w:t xml:space="preserve">2026-09-10</w:t>
+        <w:t xml:space="preserve">2026-09-14</w:t>
       </w:r>
     </w:p>
     <w:bookmarkStart w:id="12" w:name="where-we-left-off-lecture-14"/>

--- a/docs/content/pivoting/pivoting_lecture.docx
+++ b/docs/content/pivoting/pivoting_lecture.docx
@@ -12611,7 +12611,6 @@
         <w:bottom w:color="FF0000" w:space="1" w:sz="8" w:val="single"/>
         <w:right w:color="FF0000" w:space="4" w:sz="8" w:val="single"/>
       </w:pBdr>
-      <w:shd w:color="auto" w:fill="auto" w:val="pct15"/>
       <w:spacing w:after="120" w:before="120"/>
       <w:ind w:left="432" w:right="432"/>
     </w:pPr>
@@ -12632,7 +12631,6 @@
         <w:bottom w:color="auto" w:space="1" w:sz="8" w:val="single"/>
         <w:right w:color="auto" w:space="4" w:sz="8" w:val="single"/>
       </w:pBdr>
-      <w:shd w:color="auto" w:fill="auto" w:val="pct15"/>
       <w:spacing w:after="240" w:before="240"/>
       <w:ind w:left="432" w:right="432"/>
     </w:pPr>
@@ -12647,7 +12645,6 @@
     <w:qFormat/>
     <w:rsid w:val="00771E03"/>
     <w:pPr>
-      <w:shd w:color="auto" w:fill="auto" w:val="pct15"/>
       <w:spacing w:after="240" w:before="240"/>
       <w:ind w:left="432" w:right="432"/>
     </w:pPr>

--- a/docs/content/pivoting/pivoting_lecture.docx
+++ b/docs/content/pivoting/pivoting_lecture.docx
@@ -31,7 +31,7 @@
         <w:pStyle w:val="Date"/>
       </w:pPr>
       <w:r>
-        <w:t xml:space="preserve">2026-09-14</w:t>
+        <w:t xml:space="preserve">2026-09-21</w:t>
       </w:r>
     </w:p>
     <w:bookmarkStart w:id="12" w:name="where-we-left-off-lecture-14"/>

--- a/docs/content/pivoting/pivoting_lecture.docx
+++ b/docs/content/pivoting/pivoting_lecture.docx
@@ -31,7 +31,7 @@
         <w:pStyle w:val="Date"/>
       </w:pPr>
       <w:r>
-        <w:t xml:space="preserve">2026-09-21</w:t>
+        <w:t xml:space="preserve">2026-09-22</w:t>
       </w:r>
     </w:p>
     <w:bookmarkStart w:id="12" w:name="where-we-left-off-lecture-14"/>

--- a/docs/content/pivoting/pivoting_lecture.docx
+++ b/docs/content/pivoting/pivoting_lecture.docx
@@ -31,7 +31,7 @@
         <w:pStyle w:val="Date"/>
       </w:pPr>
       <w:r>
-        <w:t xml:space="preserve">2026-09-22</w:t>
+        <w:t xml:space="preserve">2026-09-23</w:t>
       </w:r>
     </w:p>
     <w:bookmarkStart w:id="12" w:name="where-we-left-off-lecture-14"/>

--- a/docs/content/pivoting/pivoting_lecture.docx
+++ b/docs/content/pivoting/pivoting_lecture.docx
@@ -12694,6 +12694,252 @@
       <w:spacing w:after="100"/>
     </w:pPr>
   </w:style>
+  <w:style w:styleId="BodyText" w:type="paragraph">
+    <w:name w:val="Body Text"/>
+    <w:basedOn w:val="Normal"/>
+    <w:link w:val="BodyTextChar"/>
+    <w:qFormat/>
+    <w:pPr>
+      <w:spacing w:after="180" w:before="180"/>
+    </w:pPr>
+  </w:style>
+  <w:style w:customStyle="1" w:styleId="FirstParagraph" w:type="paragraph">
+    <w:name w:val="First Paragraph"/>
+    <w:basedOn w:val="BodyText"/>
+    <w:next w:val="BodyText"/>
+    <w:qFormat/>
+  </w:style>
+  <w:style w:customStyle="1" w:styleId="Compact" w:type="paragraph">
+    <w:name w:val="Compact"/>
+    <w:basedOn w:val="BodyText"/>
+    <w:qFormat/>
+    <w:pPr>
+      <w:spacing w:after="36" w:before="36"/>
+    </w:pPr>
+  </w:style>
+  <w:style w:customStyle="1" w:styleId="Author" w:type="paragraph">
+    <w:name w:val="Author"/>
+    <w:basedOn w:val="Title"/>
+    <w:next w:val="BodyText"/>
+    <w:qFormat/>
+    <w:pPr>
+      <w:keepNext/>
+      <w:keepLines/>
+    </w:pPr>
+    <w:rPr>
+      <w:sz w:val="24"/>
+      <w:szCs w:val="24"/>
+    </w:rPr>
+  </w:style>
+  <w:style w:styleId="Date" w:type="paragraph">
+    <w:name w:val="Date"/>
+    <w:basedOn w:val="Title"/>
+    <w:next w:val="BodyText"/>
+    <w:qFormat/>
+    <w:pPr>
+      <w:keepNext/>
+      <w:keepLines/>
+    </w:pPr>
+    <w:rPr>
+      <w:sz w:val="24"/>
+      <w:szCs w:val="24"/>
+    </w:rPr>
+  </w:style>
+  <w:style w:customStyle="1" w:styleId="AbstractTitle" w:type="paragraph">
+    <w:name w:val="Abstract Title"/>
+    <w:basedOn w:val="Normal"/>
+    <w:next w:val="Abstract"/>
+    <w:qFormat/>
+    <w:pPr>
+      <w:keepNext/>
+      <w:keepLines/>
+      <w:spacing w:after="0" w:before="300"/>
+      <w:jc w:val="center"/>
+    </w:pPr>
+    <w:rPr>
+      <w:b/>
+      <w:sz w:val="20"/>
+      <w:szCs w:val="20"/>
+    </w:rPr>
+  </w:style>
+  <w:style w:customStyle="1" w:styleId="Abstract" w:type="paragraph">
+    <w:name w:val="Abstract"/>
+    <w:basedOn w:val="Normal"/>
+    <w:next w:val="BodyText"/>
+    <w:qFormat/>
+    <w:pPr>
+      <w:keepNext/>
+      <w:keepLines/>
+      <w:spacing w:after="300" w:before="100"/>
+    </w:pPr>
+    <w:rPr>
+      <w:sz w:val="20"/>
+      <w:szCs w:val="20"/>
+    </w:rPr>
+  </w:style>
+  <w:style w:styleId="Bibliography" w:type="paragraph">
+    <w:name w:val="Bibliography"/>
+    <w:basedOn w:val="Normal"/>
+    <w:next w:val="Bibliography"/>
+    <w:qFormat/>
+    <w:pPr/>
+    <w:rPr/>
+  </w:style>
+  <w:style w:styleId="BlockText" w:type="paragraph">
+    <w:name w:val="Block Text"/>
+    <w:basedOn w:val="BodyText"/>
+    <w:next w:val="BodyText"/>
+    <w:uiPriority w:val="9"/>
+    <w:unhideWhenUsed/>
+    <w:qFormat/>
+    <w:pPr>
+      <w:spacing w:after="100" w:before="100"/>
+      <w:ind w:firstLine="0" w:left="480" w:right="480"/>
+    </w:pPr>
+  </w:style>
+  <w:style w:styleId="FootnoteText" w:type="paragraph">
+    <w:name w:val="Footnote Text"/>
+    <w:basedOn w:val="Normal"/>
+    <w:next w:val="FootnoteText"/>
+    <w:uiPriority w:val="9"/>
+    <w:unhideWhenUsed/>
+    <w:qFormat/>
+  </w:style>
+  <w:style w:styleId="FootnoteBlockText" w:type="paragraph">
+    <w:name w:val="Footnote Block Text"/>
+    <w:basedOn w:val="FootnoteText"/>
+    <w:next w:val="FootnoteText"/>
+    <w:uiPriority w:val="9"/>
+    <w:unhideWhenUsed/>
+    <w:qFormat/>
+    <w:pPr>
+      <w:spacing w:after="100" w:before="100"/>
+      <w:ind w:firstLine="0" w:left="480" w:right="480"/>
+    </w:pPr>
+  </w:style>
+  <w:style w:styleId="Table" w:type="table">
+    <w:name w:val="Table"/>
+    <w:basedOn w:val="TableNormal"/>
+    <w:semiHidden/>
+    <w:unhideWhenUsed/>
+    <w:qFormat/>
+    <w:tblPr>
+      <w:tblInd w:type="dxa" w:w="0"/>
+      <w:tblCellMar>
+        <w:top w:type="dxa" w:w="0"/>
+        <w:left w:type="dxa" w:w="108"/>
+        <w:bottom w:type="dxa" w:w="0"/>
+        <w:right w:type="dxa" w:w="108"/>
+      </w:tblCellMar>
+    </w:tblPr>
+    <w:tblStylePr w:type="firstRow">
+      <w:tcPr>
+        <w:tcBorders>
+          <w:bottom w:val="single"/>
+        </w:tcBorders>
+        <w:vAlign w:val="bottom"/>
+      </w:tcPr>
+    </w:tblStylePr>
+  </w:style>
+  <w:style w:customStyle="1" w:styleId="DefinitionTerm" w:type="paragraph">
+    <w:name w:val="Definition Term"/>
+    <w:basedOn w:val="Normal"/>
+    <w:next w:val="Definition"/>
+    <w:pPr>
+      <w:keepNext/>
+      <w:keepLines/>
+      <w:spacing w:after="0"/>
+    </w:pPr>
+    <w:rPr>
+      <w:b/>
+    </w:rPr>
+  </w:style>
+  <w:style w:customStyle="1" w:styleId="Definition" w:type="paragraph">
+    <w:name w:val="Definition"/>
+    <w:basedOn w:val="Normal"/>
+  </w:style>
+  <w:style w:styleId="Caption" w:type="paragraph">
+    <w:name w:val="Caption"/>
+    <w:basedOn w:val="Normal"/>
+    <w:link w:val="BodyTextChar"/>
+    <w:pPr>
+      <w:spacing w:after="120" w:before="0"/>
+    </w:pPr>
+    <w:rPr>
+      <w:i/>
+    </w:rPr>
+  </w:style>
+  <w:style w:customStyle="1" w:styleId="TableCaption" w:type="paragraph">
+    <w:name w:val="Table Caption"/>
+    <w:basedOn w:val="Caption"/>
+    <w:pPr>
+      <w:keepNext/>
+    </w:pPr>
+  </w:style>
+  <w:style w:customStyle="1" w:styleId="ImageCaption" w:type="paragraph">
+    <w:name w:val="Image Caption"/>
+    <w:basedOn w:val="Caption"/>
+  </w:style>
+  <w:style w:customStyle="1" w:styleId="Figure" w:type="paragraph">
+    <w:name w:val="Figure"/>
+    <w:basedOn w:val="Normal"/>
+  </w:style>
+  <w:style w:customStyle="1" w:styleId="CaptionedFigure" w:type="paragraph">
+    <w:name w:val="Captioned Figure"/>
+    <w:basedOn w:val="Figure"/>
+    <w:pPr>
+      <w:keepNext/>
+    </w:pPr>
+  </w:style>
+  <w:style w:customStyle="1" w:styleId="BodyTextChar" w:type="character">
+    <w:name w:val="Body Text Char"/>
+    <w:basedOn w:val="DefaultParagraphFont"/>
+    <w:link w:val="BodyText"/>
+  </w:style>
+  <w:style w:customStyle="1" w:styleId="VerbatimChar" w:type="character">
+    <w:name w:val="Verbatim Char"/>
+    <w:basedOn w:val="BodyTextChar"/>
+    <w:rPr>
+      <w:rFonts w:ascii="Consolas" w:hAnsi="Consolas"/>
+      <w:sz w:val="22"/>
+    </w:rPr>
+  </w:style>
+  <w:style w:customStyle="1" w:styleId="SectionNumber" w:type="character">
+    <w:name w:val="Section Number"/>
+    <w:basedOn w:val="BodyTextChar"/>
+  </w:style>
+  <w:style w:styleId="FootnoteReference" w:type="character">
+    <w:name w:val="Footnote Reference"/>
+    <w:basedOn w:val="BodyTextChar"/>
+    <w:rPr>
+      <w:vertAlign w:val="superscript"/>
+    </w:rPr>
+  </w:style>
+  <w:style w:styleId="Hyperlink" w:type="character">
+    <w:name w:val="Hyperlink"/>
+    <w:basedOn w:val="BodyTextChar"/>
+    <w:rPr>
+      <w:color w:themeColor="accent1" w:val="4F81BD"/>
+    </w:rPr>
+  </w:style>
+  <w:style w:styleId="TOCHeading" w:type="paragraph">
+    <w:name w:val="TOC Heading"/>
+    <w:basedOn w:val="Heading1"/>
+    <w:next w:val="BodyText"/>
+    <w:uiPriority w:val="39"/>
+    <w:unhideWhenUsed/>
+    <w:qFormat/>
+    <w:pPr>
+      <w:spacing w:before="240" w:line="259" w:lineRule="auto"/>
+      <w:outlineLvl w:val="9"/>
+    </w:pPr>
+    <w:rPr>
+      <w:rFonts w:asciiTheme="majorHAnsi" w:cstheme="majorBidi" w:eastAsiaTheme="majorEastAsia" w:hAnsiTheme="majorHAnsi"/>
+      <w:b w:val="0"/>
+      <w:bCs w:val="0"/>
+      <w:color w:themeColor="accent1" w:themeShade="BF" w:val="365F91"/>
+    </w:rPr>
+  </w:style>
   <w:style w:type="character" w:customStyle="1" w:styleId="KeywordTok">
     <w:name w:val="KeywordTok"/>
     <w:basedOn w:val="VerbatimChar"/>

--- a/docs/content/pivoting/pivoting_lecture.docx
+++ b/docs/content/pivoting/pivoting_lecture.docx
@@ -11275,7 +11275,7 @@
     <w:bookmarkEnd w:id="85"/>
     <w:sectPr>
       <w:pgSz w:h="15840" w:w="12240"/>
-      <w:pgMar w:bottom="1440" w:footer="720" w:gutter="0" w:header="720" w:left="1440" w:right="1440" w:top="1440"/>
+      <w:pgMar w:bottom="720" w:footer="432" w:gutter="0" w:header="432" w:left="720" w:right="1008" w:top="720"/>
       <w:cols w:space="720"/>
       <w:docGrid w:linePitch="360"/>
     </w:sectPr>
@@ -11693,7 +11693,11 @@
         <w14:ligatures w14:val="standardContextual"/>
       </w:rPr>
     </w:rPrDefault>
-    <w:pPrDefault/>
+    <w:pPrDefault>
+      <w:pPr>
+        <w:spacing w:after="0" w:before="0" w:line="240" w:lineRule="auto"/>
+      </w:pPr>
+    </w:pPrDefault>
   </w:docDefaults>
   <w:latentStyles w:count="376" w:defLockedState="0" w:defQFormat="0" w:defSemiHidden="0" w:defUIPriority="99" w:defUnhideWhenUsed="0">
     <w:lsdException w:name="Normal" w:qFormat="1" w:uiPriority="0"/>
@@ -12493,7 +12497,7 @@
     <w:qFormat/>
     <w:rsid w:val="00AF5CF1"/>
     <w:pPr>
-      <w:spacing w:after="160" w:before="160"/>
+      <w:spacing w:after="0" w:before="0"/>
       <w:jc w:val="center"/>
     </w:pPr>
     <w:rPr>
@@ -12611,7 +12615,7 @@
         <w:bottom w:color="FF0000" w:space="1" w:sz="8" w:val="single"/>
         <w:right w:color="FF0000" w:space="4" w:sz="8" w:val="single"/>
       </w:pBdr>
-      <w:spacing w:after="120" w:before="120"/>
+      <w:spacing w:after="40" w:before="40"/>
       <w:ind w:left="432" w:right="432"/>
     </w:pPr>
     <w:rPr>
@@ -12631,7 +12635,7 @@
         <w:bottom w:color="auto" w:space="1" w:sz="8" w:val="single"/>
         <w:right w:color="auto" w:space="4" w:sz="8" w:val="single"/>
       </w:pBdr>
-      <w:spacing w:after="240" w:before="240"/>
+      <w:spacing w:after="40" w:before="40"/>
       <w:ind w:left="432" w:right="432"/>
     </w:pPr>
     <w:rPr>
@@ -12645,7 +12649,7 @@
     <w:qFormat/>
     <w:rsid w:val="00771E03"/>
     <w:pPr>
-      <w:spacing w:after="240" w:before="240"/>
+      <w:spacing w:after="40" w:before="40"/>
       <w:ind w:left="432" w:right="432"/>
     </w:pPr>
     <w:rPr>
@@ -12691,7 +12695,7 @@
     <w:unhideWhenUsed/>
     <w:rsid w:val="00322D32"/>
     <w:pPr>
-      <w:spacing w:after="100"/>
+      <w:spacing w:after="0" w:before="0"/>
     </w:pPr>
   </w:style>
   <w:style w:styleId="BodyText" w:type="paragraph">
@@ -12700,7 +12704,7 @@
     <w:link w:val="BodyTextChar"/>
     <w:qFormat/>
     <w:pPr>
-      <w:spacing w:after="180" w:before="180"/>
+      <w:spacing w:after="0" w:before="0"/>
     </w:pPr>
   </w:style>
   <w:style w:customStyle="1" w:styleId="FirstParagraph" w:type="paragraph">
@@ -12708,13 +12712,16 @@
     <w:basedOn w:val="BodyText"/>
     <w:next w:val="BodyText"/>
     <w:qFormat/>
+    <w:pPr>
+      <w:spacing w:after="0" w:before="0"/>
+    </w:pPr>
   </w:style>
   <w:style w:customStyle="1" w:styleId="Compact" w:type="paragraph">
     <w:name w:val="Compact"/>
     <w:basedOn w:val="BodyText"/>
     <w:qFormat/>
     <w:pPr>
-      <w:spacing w:after="36" w:before="36"/>
+      <w:spacing w:after="0" w:before="0"/>
     </w:pPr>
   </w:style>
   <w:style w:customStyle="1" w:styleId="Author" w:type="paragraph">
@@ -12793,7 +12800,7 @@
     <w:unhideWhenUsed/>
     <w:qFormat/>
     <w:pPr>
-      <w:spacing w:after="100" w:before="100"/>
+      <w:spacing w:after="0" w:before="0"/>
       <w:ind w:firstLine="0" w:left="480" w:right="480"/>
     </w:pPr>
   </w:style>
@@ -12863,7 +12870,7 @@
     <w:basedOn w:val="Normal"/>
     <w:link w:val="BodyTextChar"/>
     <w:pPr>
-      <w:spacing w:after="120" w:before="0"/>
+      <w:spacing w:after="0" w:before="0"/>
     </w:pPr>
     <w:rPr>
       <w:i/>
@@ -12873,21 +12880,29 @@
     <w:name w:val="Table Caption"/>
     <w:basedOn w:val="Caption"/>
     <w:pPr>
+      <w:spacing w:after="0" w:before="0"/>
       <w:keepNext/>
     </w:pPr>
   </w:style>
   <w:style w:customStyle="1" w:styleId="ImageCaption" w:type="paragraph">
     <w:name w:val="Image Caption"/>
     <w:basedOn w:val="Caption"/>
+    <w:pPr>
+      <w:spacing w:after="0" w:before="0"/>
+    </w:pPr>
   </w:style>
   <w:style w:customStyle="1" w:styleId="Figure" w:type="paragraph">
     <w:name w:val="Figure"/>
     <w:basedOn w:val="Normal"/>
+    <w:pPr>
+      <w:spacing w:after="0" w:before="0"/>
+    </w:pPr>
   </w:style>
   <w:style w:customStyle="1" w:styleId="CaptionedFigure" w:type="paragraph">
     <w:name w:val="Captioned Figure"/>
     <w:basedOn w:val="Figure"/>
     <w:pPr>
+      <w:spacing w:after="0" w:before="0"/>
       <w:keepNext/>
     </w:pPr>
   </w:style>
@@ -12900,8 +12915,8 @@
     <w:name w:val="Verbatim Char"/>
     <w:basedOn w:val="BodyTextChar"/>
     <w:rPr>
-      <w:rFonts w:ascii="Consolas" w:hAnsi="Consolas"/>
-      <w:sz w:val="22"/>
+      <w:rFonts w:ascii="Courier New" w:cs="Courier New" w:hAnsi="Courier New"/>
+      <w:sz w:val="20"/>
     </w:rPr>
   </w:style>
   <w:style w:customStyle="1" w:styleId="SectionNumber" w:type="character">

--- a/docs/content/pivoting/pivoting_lecture.docx
+++ b/docs/content/pivoting/pivoting_lecture.docx
@@ -2444,133 +2444,133 @@
         <w:rPr>
           <w:rStyle w:val="VerbatimChar"/>
         </w:rPr>
-        <w:t xml:space="preserve">  date   X1973 X1974 X1975 X1976 X1977 X1978 X1979 X1980 X1981 X1982 X1983 X1984</w:t>
-      </w:r>
-      <w:r>
-        <w:br/>
-      </w:r>
-      <w:r>
-        <w:rPr>
-          <w:rStyle w:val="VerbatimChar"/>
-        </w:rPr>
-        <w:t xml:space="preserve">  &lt;chr&gt;  &lt;dbl&gt; &lt;dbl&gt; &lt;dbl&gt; &lt;dbl&gt; &lt;dbl&gt; &lt;dbl&gt; &lt;dbl&gt; &lt;dbl&gt; &lt;dbl&gt; &lt;dbl&gt; &lt;dbl&gt; &lt;dbl&gt;</w:t>
-      </w:r>
-      <w:r>
-        <w:br/>
-      </w:r>
-      <w:r>
-        <w:rPr>
-          <w:rStyle w:val="VerbatimChar"/>
-        </w:rPr>
-        <w:t xml:space="preserve">1 Nov-10    NA    NA    NA    NA    NA    NA    NA    NA    NA    NA    NA    NA</w:t>
-      </w:r>
-      <w:r>
-        <w:br/>
-      </w:r>
-      <w:r>
-        <w:rPr>
-          <w:rStyle w:val="VerbatimChar"/>
-        </w:rPr>
-        <w:t xml:space="preserve">2 Nov-11    NA    NA    NA    NA    NA    NA    NA    NA    NA    NA    NA    NA</w:t>
-      </w:r>
-      <w:r>
-        <w:br/>
-      </w:r>
-      <w:r>
-        <w:rPr>
-          <w:rStyle w:val="VerbatimChar"/>
-        </w:rPr>
-        <w:t xml:space="preserve">3 Nov-12    NA    NA    NA    NA    NA    NA    NA    NA    NA    NA    NA    NA</w:t>
-      </w:r>
-      <w:r>
-        <w:br/>
-      </w:r>
-      <w:r>
-        <w:rPr>
-          <w:rStyle w:val="VerbatimChar"/>
-        </w:rPr>
-        <w:t xml:space="preserve">4 Nov-13    NA    NA    NA    NA    NA    NA    NA    NA    NA    NA    NA    NA</w:t>
-      </w:r>
-      <w:r>
-        <w:br/>
-      </w:r>
-      <w:r>
-        <w:rPr>
-          <w:rStyle w:val="VerbatimChar"/>
-        </w:rPr>
-        <w:t xml:space="preserve">5 Nov-14    NA    NA    NA    NA    NA    NA    NA    NA    NA    NA    NA    NA</w:t>
-      </w:r>
-      <w:r>
-        <w:br/>
-      </w:r>
-      <w:r>
-        <w:rPr>
-          <w:rStyle w:val="VerbatimChar"/>
-        </w:rPr>
-        <w:t xml:space="preserve">6 Nov-15    NA    NA    NA    NA    NA    NA    NA    NA    NA    NA    NA    NA</w:t>
-      </w:r>
-      <w:r>
-        <w:br/>
-      </w:r>
-      <w:r>
-        <w:rPr>
-          <w:rStyle w:val="VerbatimChar"/>
-        </w:rPr>
-        <w:t xml:space="preserve"># ℹ 42 more variables: X1985 &lt;dbl&gt;, X1986 &lt;dbl&gt;, X1987 &lt;dbl&gt;, X1988 &lt;dbl&gt;,</w:t>
-      </w:r>
-      <w:r>
-        <w:br/>
-      </w:r>
-      <w:r>
-        <w:rPr>
-          <w:rStyle w:val="VerbatimChar"/>
-        </w:rPr>
-        <w:t xml:space="preserve">#   X1989 &lt;dbl&gt;, X1990 &lt;dbl&gt;, X1991 &lt;dbl&gt;, X1992 &lt;dbl&gt;, X1993 &lt;dbl&gt;,</w:t>
-      </w:r>
-      <w:r>
-        <w:br/>
-      </w:r>
-      <w:r>
-        <w:rPr>
-          <w:rStyle w:val="VerbatimChar"/>
-        </w:rPr>
-        <w:t xml:space="preserve">#   X1994 &lt;dbl&gt;, X1995 &lt;dbl&gt;, X1996 &lt;dbl&gt;, X1997 &lt;dbl&gt;, X1998 &lt;dbl&gt;,</w:t>
-      </w:r>
-      <w:r>
-        <w:br/>
-      </w:r>
-      <w:r>
-        <w:rPr>
-          <w:rStyle w:val="VerbatimChar"/>
-        </w:rPr>
-        <w:t xml:space="preserve">#   X1999 &lt;dbl&gt;, X2000 &lt;dbl&gt;, X2001 &lt;dbl&gt;, X2002 &lt;dbl&gt;, X2003 &lt;dbl&gt;,</w:t>
-      </w:r>
-      <w:r>
-        <w:br/>
-      </w:r>
-      <w:r>
-        <w:rPr>
-          <w:rStyle w:val="VerbatimChar"/>
-        </w:rPr>
-        <w:t xml:space="preserve">#   X2004 &lt;dbl&gt;, X2005 &lt;dbl&gt;, X2006 &lt;dbl&gt;, X2007 &lt;dbl&gt;, X2008 &lt;dbl&gt;,</w:t>
-      </w:r>
-      <w:r>
-        <w:br/>
-      </w:r>
-      <w:r>
-        <w:rPr>
-          <w:rStyle w:val="VerbatimChar"/>
-        </w:rPr>
-        <w:t xml:space="preserve">#   X2009 &lt;dbl&gt;, X2010 &lt;dbl&gt;, X2011 &lt;dbl&gt;, X2012 &lt;dbl&gt;, X2013 &lt;dbl&gt;,</w:t>
-      </w:r>
-      <w:r>
-        <w:br/>
-      </w:r>
-      <w:r>
-        <w:rPr>
-          <w:rStyle w:val="VerbatimChar"/>
-        </w:rPr>
-        <w:t xml:space="preserve">#   X2014 &lt;dbl&gt;, X2015 &lt;dbl&gt;, X2016 &lt;dbl&gt;, X2017 &lt;dbl&gt;, X2018 &lt;dbl&gt;, …</w:t>
+        <w:t xml:space="preserve">  date   X1973 X1974 X1975 X1976 X1977 X1978 X1979 X1980 X1981</w:t>
+      </w:r>
+      <w:r>
+        <w:br/>
+      </w:r>
+      <w:r>
+        <w:rPr>
+          <w:rStyle w:val="VerbatimChar"/>
+        </w:rPr>
+        <w:t xml:space="preserve">  &lt;chr&gt;  &lt;dbl&gt; &lt;dbl&gt; &lt;dbl&gt; &lt;dbl&gt; &lt;dbl&gt; &lt;dbl&gt; &lt;dbl&gt; &lt;dbl&gt; &lt;dbl&gt;</w:t>
+      </w:r>
+      <w:r>
+        <w:br/>
+      </w:r>
+      <w:r>
+        <w:rPr>
+          <w:rStyle w:val="VerbatimChar"/>
+        </w:rPr>
+        <w:t xml:space="preserve">1 Nov-10    NA    NA    NA    NA    NA    NA    NA    NA    NA</w:t>
+      </w:r>
+      <w:r>
+        <w:br/>
+      </w:r>
+      <w:r>
+        <w:rPr>
+          <w:rStyle w:val="VerbatimChar"/>
+        </w:rPr>
+        <w:t xml:space="preserve">2 Nov-11    NA    NA    NA    NA    NA    NA    NA    NA    NA</w:t>
+      </w:r>
+      <w:r>
+        <w:br/>
+      </w:r>
+      <w:r>
+        <w:rPr>
+          <w:rStyle w:val="VerbatimChar"/>
+        </w:rPr>
+        <w:t xml:space="preserve">3 Nov-12    NA    NA    NA    NA    NA    NA    NA    NA    NA</w:t>
+      </w:r>
+      <w:r>
+        <w:br/>
+      </w:r>
+      <w:r>
+        <w:rPr>
+          <w:rStyle w:val="VerbatimChar"/>
+        </w:rPr>
+        <w:t xml:space="preserve">4 Nov-13    NA    NA    NA    NA    NA    NA    NA    NA    NA</w:t>
+      </w:r>
+      <w:r>
+        <w:br/>
+      </w:r>
+      <w:r>
+        <w:rPr>
+          <w:rStyle w:val="VerbatimChar"/>
+        </w:rPr>
+        <w:t xml:space="preserve">5 Nov-14    NA    NA    NA    NA    NA    NA    NA    NA    NA</w:t>
+      </w:r>
+      <w:r>
+        <w:br/>
+      </w:r>
+      <w:r>
+        <w:rPr>
+          <w:rStyle w:val="VerbatimChar"/>
+        </w:rPr>
+        <w:t xml:space="preserve">6 Nov-15    NA    NA    NA    NA    NA    NA    NA    NA    NA</w:t>
+      </w:r>
+      <w:r>
+        <w:br/>
+      </w:r>
+      <w:r>
+        <w:rPr>
+          <w:rStyle w:val="VerbatimChar"/>
+        </w:rPr>
+        <w:t xml:space="preserve"># ℹ 45 more variables: X1982 &lt;dbl&gt;, X1983 &lt;dbl&gt;, X1984 &lt;dbl&gt;,</w:t>
+      </w:r>
+      <w:r>
+        <w:br/>
+      </w:r>
+      <w:r>
+        <w:rPr>
+          <w:rStyle w:val="VerbatimChar"/>
+        </w:rPr>
+        <w:t xml:space="preserve">#   X1985 &lt;dbl&gt;, X1986 &lt;dbl&gt;, X1987 &lt;dbl&gt;, X1988 &lt;dbl&gt;,</w:t>
+      </w:r>
+      <w:r>
+        <w:br/>
+      </w:r>
+      <w:r>
+        <w:rPr>
+          <w:rStyle w:val="VerbatimChar"/>
+        </w:rPr>
+        <w:t xml:space="preserve">#   X1989 &lt;dbl&gt;, X1990 &lt;dbl&gt;, X1991 &lt;dbl&gt;, X1992 &lt;dbl&gt;,</w:t>
+      </w:r>
+      <w:r>
+        <w:br/>
+      </w:r>
+      <w:r>
+        <w:rPr>
+          <w:rStyle w:val="VerbatimChar"/>
+        </w:rPr>
+        <w:t xml:space="preserve">#   X1993 &lt;dbl&gt;, X1994 &lt;dbl&gt;, X1995 &lt;dbl&gt;, X1996 &lt;dbl&gt;,</w:t>
+      </w:r>
+      <w:r>
+        <w:br/>
+      </w:r>
+      <w:r>
+        <w:rPr>
+          <w:rStyle w:val="VerbatimChar"/>
+        </w:rPr>
+        <w:t xml:space="preserve">#   X1997 &lt;dbl&gt;, X1998 &lt;dbl&gt;, X1999 &lt;dbl&gt;, X2000 &lt;dbl&gt;,</w:t>
+      </w:r>
+      <w:r>
+        <w:br/>
+      </w:r>
+      <w:r>
+        <w:rPr>
+          <w:rStyle w:val="VerbatimChar"/>
+        </w:rPr>
+        <w:t xml:space="preserve">#   X2001 &lt;dbl&gt;, X2002 &lt;dbl&gt;, X2003 &lt;dbl&gt;, X2004 &lt;dbl&gt;,</w:t>
+      </w:r>
+      <w:r>
+        <w:br/>
+      </w:r>
+      <w:r>
+        <w:rPr>
+          <w:rStyle w:val="VerbatimChar"/>
+        </w:rPr>
+        <w:t xml:space="preserve">#   X2005 &lt;dbl&gt;, X2006 &lt;dbl&gt;, X2007 &lt;dbl&gt;, X2008 &lt;dbl&gt;, …</w:t>
       </w:r>
     </w:p>
     <w:p>
@@ -8918,7 +8918,16 @@
         <w:rPr>
           <w:rStyle w:val="NormalTok"/>
         </w:rPr>
-        <w:t xml:space="preserve">, current_yr, </w:t>
+        <w:t xml:space="preserve">, current_yr,</w:t>
+      </w:r>
+      <w:r>
+        <w:br/>
+      </w:r>
+      <w:r>
+        <w:rPr>
+          <w:rStyle w:val="NormalTok"/>
+        </w:rPr>
+        <w:t xml:space="preserve">                     </w:t>
       </w:r>
       <w:r>
         <w:rPr>

--- a/docs/content/pivoting/pivoting_lecture.docx
+++ b/docs/content/pivoting/pivoting_lecture.docx
@@ -31,7 +31,7 @@
         <w:pStyle w:val="Date"/>
       </w:pPr>
       <w:r>
-        <w:t xml:space="preserve">2026-09-23</w:t>
+        <w:t xml:space="preserve">2026-09-24</w:t>
       </w:r>
     </w:p>
     <w:bookmarkStart w:id="12" w:name="where-we-left-off-lecture-14"/>

--- a/docs/content/pivoting/pivoting_lecture.docx
+++ b/docs/content/pivoting/pivoting_lecture.docx
@@ -31,7 +31,7 @@
         <w:pStyle w:val="Date"/>
       </w:pPr>
       <w:r>
-        <w:t xml:space="preserve">2026-09-24</w:t>
+        <w:t xml:space="preserve">2026-09-29</w:t>
       </w:r>
     </w:p>
     <w:bookmarkStart w:id="12" w:name="where-we-left-off-lecture-14"/>

--- a/docs/content/pivoting/pivoting_lecture.docx
+++ b/docs/content/pivoting/pivoting_lecture.docx
@@ -31,7 +31,7 @@
         <w:pStyle w:val="Date"/>
       </w:pPr>
       <w:r>
-        <w:t xml:space="preserve">2026-09-29</w:t>
+        <w:t xml:space="preserve">2026-10-01</w:t>
       </w:r>
     </w:p>
     <w:bookmarkStart w:id="12" w:name="where-we-left-off-lecture-14"/>

--- a/docs/content/pivoting/pivoting_lecture.docx
+++ b/docs/content/pivoting/pivoting_lecture.docx
@@ -31,7 +31,7 @@
         <w:pStyle w:val="Date"/>
       </w:pPr>
       <w:r>
-        <w:t xml:space="preserve">2026-10-01</w:t>
+        <w:t xml:space="preserve">2026-10-05</w:t>
       </w:r>
     </w:p>
     <w:bookmarkStart w:id="12" w:name="where-we-left-off-lecture-14"/>
@@ -180,7 +180,7 @@
                     <a:graphicData uri="http://schemas.openxmlformats.org/drawingml/2006/picture">
                       <pic:pic>
                         <pic:nvPicPr>
-                          <pic:cNvPr descr="/Applications/Positron.app/Contents/Resources/app/quarto/share/formats/docx/note.png" id="11" name="Picture"/>
+                          <pic:cNvPr descr="/opt/quarto/share/formats/docx/note.png" id="11" name="Picture"/>
                           <pic:cNvPicPr>
                             <a:picLocks noChangeArrowheads="1" noChangeAspect="1"/>
                           </pic:cNvPicPr>
@@ -562,7 +562,7 @@
                     <a:graphicData uri="http://schemas.openxmlformats.org/drawingml/2006/picture">
                       <pic:pic>
                         <pic:nvPicPr>
-                          <pic:cNvPr descr="/Applications/Positron.app/Contents/Resources/app/quarto/share/formats/docx/tip.png" id="15" name="Picture"/>
+                          <pic:cNvPr descr="/opt/quarto/share/formats/docx/tip.png" id="15" name="Picture"/>
                           <pic:cNvPicPr>
                             <a:picLocks noChangeArrowheads="1" noChangeAspect="1"/>
                           </pic:cNvPicPr>
@@ -938,7 +938,7 @@
                     <a:graphicData uri="http://schemas.openxmlformats.org/drawingml/2006/picture">
                       <pic:pic>
                         <pic:nvPicPr>
-                          <pic:cNvPr descr="/Applications/Positron.app/Contents/Resources/app/quarto/share/formats/docx/note.png" id="21" name="Picture"/>
+                          <pic:cNvPr descr="/opt/quarto/share/formats/docx/note.png" id="21" name="Picture"/>
                           <pic:cNvPicPr>
                             <a:picLocks noChangeArrowheads="1" noChangeAspect="1"/>
                           </pic:cNvPicPr>
@@ -1230,7 +1230,7 @@
                     <a:graphicData uri="http://schemas.openxmlformats.org/drawingml/2006/picture">
                       <pic:pic>
                         <pic:nvPicPr>
-                          <pic:cNvPr descr="/Applications/Positron.app/Contents/Resources/app/quarto/share/formats/docx/tip.png" id="24" name="Picture"/>
+                          <pic:cNvPr descr="/opt/quarto/share/formats/docx/tip.png" id="24" name="Picture"/>
                           <pic:cNvPicPr>
                             <a:picLocks noChangeArrowheads="1" noChangeAspect="1"/>
                           </pic:cNvPicPr>
@@ -1465,7 +1465,7 @@
                     <a:graphicData uri="http://schemas.openxmlformats.org/drawingml/2006/picture">
                       <pic:pic>
                         <pic:nvPicPr>
-                          <pic:cNvPr descr="/Applications/Positron.app/Contents/Resources/app/quarto/share/formats/docx/important.png" id="28" name="Picture"/>
+                          <pic:cNvPr descr="/opt/quarto/share/formats/docx/important.png" id="28" name="Picture"/>
                           <pic:cNvPicPr>
                             <a:picLocks noChangeArrowheads="1" noChangeAspect="1"/>
                           </pic:cNvPicPr>
@@ -1674,7 +1674,7 @@
                     <a:graphicData uri="http://schemas.openxmlformats.org/drawingml/2006/picture">
                       <pic:pic>
                         <pic:nvPicPr>
-                          <pic:cNvPr descr="/Applications/Positron.app/Contents/Resources/app/quarto/share/formats/docx/note.png" id="34" name="Picture"/>
+                          <pic:cNvPr descr="/opt/quarto/share/formats/docx/note.png" id="34" name="Picture"/>
                           <pic:cNvPicPr>
                             <a:picLocks noChangeArrowheads="1" noChangeAspect="1"/>
                           </pic:cNvPicPr>
@@ -2418,13 +2418,19 @@
         <w:rPr>
           <w:rStyle w:val="FunctionTok"/>
         </w:rPr>
-        <w:t xml:space="preserve">head</w:t>
-      </w:r>
-      <w:r>
-        <w:rPr>
-          <w:rStyle w:val="NormalTok"/>
-        </w:rPr>
-        <w:t xml:space="preserve">(ice_raw)</w:t>
+        <w:t xml:space="preserve">dim</w:t>
+      </w:r>
+      <w:r>
+        <w:rPr>
+          <w:rStyle w:val="NormalTok"/>
+        </w:rPr>
+        <w:t xml:space="preserve">(ice_raw)       </w:t>
+      </w:r>
+      <w:r>
+        <w:rPr>
+          <w:rStyle w:val="CommentTok"/>
+        </w:rPr>
+        <w:t xml:space="preserve"># rows x columns - look how WIDE</w:t>
       </w:r>
     </w:p>
     <w:p>
@@ -2435,142 +2441,128 @@
         <w:rPr>
           <w:rStyle w:val="VerbatimChar"/>
         </w:rPr>
-        <w:t xml:space="preserve"># A tibble: 6 × 55</w:t>
-      </w:r>
-      <w:r>
-        <w:br/>
-      </w:r>
-      <w:r>
-        <w:rPr>
-          <w:rStyle w:val="VerbatimChar"/>
-        </w:rPr>
-        <w:t xml:space="preserve">  date   X1973 X1974 X1975 X1976 X1977 X1978 X1979 X1980 X1981</w:t>
-      </w:r>
-      <w:r>
-        <w:br/>
-      </w:r>
-      <w:r>
-        <w:rPr>
-          <w:rStyle w:val="VerbatimChar"/>
-        </w:rPr>
-        <w:t xml:space="preserve">  &lt;chr&gt;  &lt;dbl&gt; &lt;dbl&gt; &lt;dbl&gt; &lt;dbl&gt; &lt;dbl&gt; &lt;dbl&gt; &lt;dbl&gt; &lt;dbl&gt; &lt;dbl&gt;</w:t>
-      </w:r>
-      <w:r>
-        <w:br/>
-      </w:r>
-      <w:r>
-        <w:rPr>
-          <w:rStyle w:val="VerbatimChar"/>
-        </w:rPr>
-        <w:t xml:space="preserve">1 Nov-10    NA    NA    NA    NA    NA    NA    NA    NA    NA</w:t>
-      </w:r>
-      <w:r>
-        <w:br/>
-      </w:r>
-      <w:r>
-        <w:rPr>
-          <w:rStyle w:val="VerbatimChar"/>
-        </w:rPr>
-        <w:t xml:space="preserve">2 Nov-11    NA    NA    NA    NA    NA    NA    NA    NA    NA</w:t>
-      </w:r>
-      <w:r>
-        <w:br/>
-      </w:r>
-      <w:r>
-        <w:rPr>
-          <w:rStyle w:val="VerbatimChar"/>
-        </w:rPr>
-        <w:t xml:space="preserve">3 Nov-12    NA    NA    NA    NA    NA    NA    NA    NA    NA</w:t>
-      </w:r>
-      <w:r>
-        <w:br/>
-      </w:r>
-      <w:r>
-        <w:rPr>
-          <w:rStyle w:val="VerbatimChar"/>
-        </w:rPr>
-        <w:t xml:space="preserve">4 Nov-13    NA    NA    NA    NA    NA    NA    NA    NA    NA</w:t>
-      </w:r>
-      <w:r>
-        <w:br/>
-      </w:r>
-      <w:r>
-        <w:rPr>
-          <w:rStyle w:val="VerbatimChar"/>
-        </w:rPr>
-        <w:t xml:space="preserve">5 Nov-14    NA    NA    NA    NA    NA    NA    NA    NA    NA</w:t>
-      </w:r>
-      <w:r>
-        <w:br/>
-      </w:r>
-      <w:r>
-        <w:rPr>
-          <w:rStyle w:val="VerbatimChar"/>
-        </w:rPr>
-        <w:t xml:space="preserve">6 Nov-15    NA    NA    NA    NA    NA    NA    NA    NA    NA</w:t>
-      </w:r>
-      <w:r>
-        <w:br/>
-      </w:r>
-      <w:r>
-        <w:rPr>
-          <w:rStyle w:val="VerbatimChar"/>
-        </w:rPr>
-        <w:t xml:space="preserve"># ℹ 45 more variables: X1982 &lt;dbl&gt;, X1983 &lt;dbl&gt;, X1984 &lt;dbl&gt;,</w:t>
-      </w:r>
-      <w:r>
-        <w:br/>
-      </w:r>
-      <w:r>
-        <w:rPr>
-          <w:rStyle w:val="VerbatimChar"/>
-        </w:rPr>
-        <w:t xml:space="preserve">#   X1985 &lt;dbl&gt;, X1986 &lt;dbl&gt;, X1987 &lt;dbl&gt;, X1988 &lt;dbl&gt;,</w:t>
-      </w:r>
-      <w:r>
-        <w:br/>
-      </w:r>
-      <w:r>
-        <w:rPr>
-          <w:rStyle w:val="VerbatimChar"/>
-        </w:rPr>
-        <w:t xml:space="preserve">#   X1989 &lt;dbl&gt;, X1990 &lt;dbl&gt;, X1991 &lt;dbl&gt;, X1992 &lt;dbl&gt;,</w:t>
-      </w:r>
-      <w:r>
-        <w:br/>
-      </w:r>
-      <w:r>
-        <w:rPr>
-          <w:rStyle w:val="VerbatimChar"/>
-        </w:rPr>
-        <w:t xml:space="preserve">#   X1993 &lt;dbl&gt;, X1994 &lt;dbl&gt;, X1995 &lt;dbl&gt;, X1996 &lt;dbl&gt;,</w:t>
-      </w:r>
-      <w:r>
-        <w:br/>
-      </w:r>
-      <w:r>
-        <w:rPr>
-          <w:rStyle w:val="VerbatimChar"/>
-        </w:rPr>
-        <w:t xml:space="preserve">#   X1997 &lt;dbl&gt;, X1998 &lt;dbl&gt;, X1999 &lt;dbl&gt;, X2000 &lt;dbl&gt;,</w:t>
-      </w:r>
-      <w:r>
-        <w:br/>
-      </w:r>
-      <w:r>
-        <w:rPr>
-          <w:rStyle w:val="VerbatimChar"/>
-        </w:rPr>
-        <w:t xml:space="preserve">#   X2001 &lt;dbl&gt;, X2002 &lt;dbl&gt;, X2003 &lt;dbl&gt;, X2004 &lt;dbl&gt;,</w:t>
-      </w:r>
-      <w:r>
-        <w:br/>
-      </w:r>
-      <w:r>
-        <w:rPr>
-          <w:rStyle w:val="VerbatimChar"/>
-        </w:rPr>
-        <w:t xml:space="preserve">#   X2005 &lt;dbl&gt;, X2006 &lt;dbl&gt;, X2007 &lt;dbl&gt;, X2008 &lt;dbl&gt;, …</w:t>
+        <w:t xml:space="preserve">[1] 209  55</w:t>
+      </w:r>
+    </w:p>
+    <w:p>
+      <w:pPr>
+        <w:pStyle w:val="SourceCode"/>
+      </w:pPr>
+      <w:r>
+        <w:rPr>
+          <w:rStyle w:val="NormalTok"/>
+        </w:rPr>
+        <w:t xml:space="preserve">ice_raw[</w:t>
+      </w:r>
+      <w:r>
+        <w:rPr>
+          <w:rStyle w:val="DecValTok"/>
+        </w:rPr>
+        <w:t xml:space="preserve">1</w:t>
+      </w:r>
+      <w:r>
+        <w:rPr>
+          <w:rStyle w:val="SpecialCharTok"/>
+        </w:rPr>
+        <w:t xml:space="preserve">:</w:t>
+      </w:r>
+      <w:r>
+        <w:rPr>
+          <w:rStyle w:val="DecValTok"/>
+        </w:rPr>
+        <w:t xml:space="preserve">3</w:t>
+      </w:r>
+      <w:r>
+        <w:rPr>
+          <w:rStyle w:val="NormalTok"/>
+        </w:rPr>
+        <w:t xml:space="preserve">, </w:t>
+      </w:r>
+      <w:r>
+        <w:rPr>
+          <w:rStyle w:val="DecValTok"/>
+        </w:rPr>
+        <w:t xml:space="preserve">1</w:t>
+      </w:r>
+      <w:r>
+        <w:rPr>
+          <w:rStyle w:val="SpecialCharTok"/>
+        </w:rPr>
+        <w:t xml:space="preserve">:</w:t>
+      </w:r>
+      <w:r>
+        <w:rPr>
+          <w:rStyle w:val="DecValTok"/>
+        </w:rPr>
+        <w:t xml:space="preserve">5</w:t>
+      </w:r>
+      <w:r>
+        <w:rPr>
+          <w:rStyle w:val="NormalTok"/>
+        </w:rPr>
+        <w:t xml:space="preserve">]  </w:t>
+      </w:r>
+      <w:r>
+        <w:rPr>
+          <w:rStyle w:val="CommentTok"/>
+        </w:rPr>
+        <w:t xml:space="preserve"># just the first few columns</w:t>
+      </w:r>
+    </w:p>
+    <w:p>
+      <w:pPr>
+        <w:pStyle w:val="SourceCode"/>
+      </w:pPr>
+      <w:r>
+        <w:rPr>
+          <w:rStyle w:val="VerbatimChar"/>
+        </w:rPr>
+        <w:t xml:space="preserve"># A tibble: 3 × 5</w:t>
+      </w:r>
+      <w:r>
+        <w:br/>
+      </w:r>
+      <w:r>
+        <w:rPr>
+          <w:rStyle w:val="VerbatimChar"/>
+        </w:rPr>
+        <w:t xml:space="preserve">  date   X1973 X1974 X1975 X1976</w:t>
+      </w:r>
+      <w:r>
+        <w:br/>
+      </w:r>
+      <w:r>
+        <w:rPr>
+          <w:rStyle w:val="VerbatimChar"/>
+        </w:rPr>
+        <w:t xml:space="preserve">  &lt;chr&gt;  &lt;dbl&gt; &lt;dbl&gt; &lt;dbl&gt; &lt;dbl&gt;</w:t>
+      </w:r>
+      <w:r>
+        <w:br/>
+      </w:r>
+      <w:r>
+        <w:rPr>
+          <w:rStyle w:val="VerbatimChar"/>
+        </w:rPr>
+        <w:t xml:space="preserve">1 Nov-10    NA    NA    NA    NA</w:t>
+      </w:r>
+      <w:r>
+        <w:br/>
+      </w:r>
+      <w:r>
+        <w:rPr>
+          <w:rStyle w:val="VerbatimChar"/>
+        </w:rPr>
+        <w:t xml:space="preserve">2 Nov-11    NA    NA    NA    NA</w:t>
+      </w:r>
+      <w:r>
+        <w:br/>
+      </w:r>
+      <w:r>
+        <w:rPr>
+          <w:rStyle w:val="VerbatimChar"/>
+        </w:rPr>
+        <w:t xml:space="preserve">3 Nov-12    NA    NA    NA    NA</w:t>
       </w:r>
     </w:p>
     <w:p>
@@ -2603,7 +2595,7 @@
         <w:t xml:space="preserve"> </w:t>
       </w:r>
       <w:r>
-        <w:t xml:space="preserve">(base R) handles this better than</w:t>
+        <w:t xml:space="preserve">beats</w:t>
       </w:r>
       <w:r>
         <w:t xml:space="preserve"> </w:t>
@@ -2618,7 +2610,7 @@
         <w:t xml:space="preserve"> </w:t>
       </w:r>
       <w:r>
-        <w:t xml:space="preserve">since the file isn’t comma-separated</w:t>
+        <w:t xml:space="preserve">here — the file isn’t comma-separated</w:t>
       </w:r>
     </w:p>
     <w:p>
@@ -2639,7 +2631,7 @@
         <w:t xml:space="preserve"> </w:t>
       </w:r>
       <w:r>
-        <w:t xml:space="preserve">tells R which placeholder values actually mean</w:t>
+        <w:t xml:space="preserve">says which placeholders really mean</w:t>
       </w:r>
       <w:r>
         <w:t xml:space="preserve"> </w:t>
@@ -2657,7 +2649,7 @@
         </w:numPr>
       </w:pPr>
       <w:r>
-        <w:t xml:space="preserve">The day-of-winter labels (</w:t>
+        <w:t xml:space="preserve">The day labels (</w:t>
       </w:r>
       <w:r>
         <w:rPr>
@@ -2666,19 +2658,20 @@
         <w:t xml:space="preserve">Nov-10</w:t>
       </w:r>
       <w:r>
-        <w:t xml:space="preserve">,</w:t>
-      </w:r>
-      <w:r>
-        <w:t xml:space="preserve"> </w:t>
-      </w:r>
-      <w:r>
-        <w:rPr>
-          <w:rStyle w:val="VerbatimChar"/>
-        </w:rPr>
-        <w:t xml:space="preserve">Nov-11</w:t>
-      </w:r>
-      <w:r>
-        <w:t xml:space="preserve">…) were row names, not a real column —</w:t>
+        <w:t xml:space="preserve">…) were</w:t>
+      </w:r>
+      <w:r>
+        <w:t xml:space="preserve"> </w:t>
+      </w:r>
+      <w:r>
+        <w:rPr>
+          <w:b/>
+          <w:bCs/>
+        </w:rPr>
+        <w:t xml:space="preserve">row names</w:t>
+      </w:r>
+      <w:r>
+        <w:t xml:space="preserve">, not a column —</w:t>
       </w:r>
       <w:r>
         <w:t xml:space="preserve"> </w:t>
@@ -2742,7 +2735,7 @@
                     <a:graphicData uri="http://schemas.openxmlformats.org/drawingml/2006/picture">
                       <pic:pic>
                         <pic:nvPicPr>
-                          <pic:cNvPr descr="/Applications/Positron.app/Contents/Resources/app/quarto/share/formats/docx/important.png" id="37" name="Picture"/>
+                          <pic:cNvPr descr="/opt/quarto/share/formats/docx/important.png" id="37" name="Picture"/>
                           <pic:cNvPicPr>
                             <a:picLocks noChangeArrowheads="1" noChangeAspect="1"/>
                           </pic:cNvPicPr>
@@ -2805,7 +2798,7 @@
               <w:spacing w:before="16" w:after="16"/>
             </w:pPr>
             <w:r>
-              <w:t xml:space="preserve">Look at the column names:</w:t>
+              <w:t xml:space="preserve">Column names</w:t>
             </w:r>
             <w:r>
               <w:t xml:space="preserve"> </w:t>
@@ -2829,7 +2822,7 @@
               <w:t xml:space="preserve">X1974</w:t>
             </w:r>
             <w:r>
-              <w:t xml:space="preserve">… R adds an</w:t>
+              <w:t xml:space="preserve">… — R adds an</w:t>
             </w:r>
             <w:r>
               <w:t xml:space="preserve"> </w:t>
@@ -2844,7 +2837,7 @@
               <w:t xml:space="preserve"> </w:t>
             </w:r>
             <w:r>
-              <w:t xml:space="preserve">because column names can’t start with a number!</w:t>
+              <w:t xml:space="preserve">because a name can’t start with a number!</w:t>
             </w:r>
           </w:p>
           <w:p/>
@@ -2994,7 +2987,7 @@
                     <a:graphicData uri="http://schemas.openxmlformats.org/drawingml/2006/picture">
                       <pic:pic>
                         <pic:nvPicPr>
-                          <pic:cNvPr descr="/Applications/Positron.app/Contents/Resources/app/quarto/share/formats/docx/tip.png" id="41" name="Picture"/>
+                          <pic:cNvPr descr="/opt/quarto/share/formats/docx/tip.png" id="41" name="Picture"/>
                           <pic:cNvPicPr>
                             <a:picLocks noChangeArrowheads="1" noChangeAspect="1"/>
                           </pic:cNvPicPr>
@@ -3139,7 +3132,7 @@
                     <a:graphicData uri="http://schemas.openxmlformats.org/drawingml/2006/picture">
                       <pic:pic>
                         <pic:nvPicPr>
-                          <pic:cNvPr descr="/Applications/Positron.app/Contents/Resources/app/quarto/share/formats/docx/note.png" id="44" name="Picture"/>
+                          <pic:cNvPr descr="/opt/quarto/share/formats/docx/note.png" id="44" name="Picture"/>
                           <pic:cNvPicPr>
                             <a:picLocks noChangeArrowheads="1" noChangeAspect="1"/>
                           </pic:cNvPicPr>
@@ -3233,10 +3226,7 @@
               <w:t xml:space="preserve">pivot_longer()</w:t>
             </w:r>
             <w:r>
-              <w:t xml:space="preserve"> </w:t>
-            </w:r>
-            <w:r>
-              <w:t xml:space="preserve">collapses every year column, how many</w:t>
+              <w:t xml:space="preserve">, how many</w:t>
             </w:r>
             <w:r>
               <w:t xml:space="preserve"> </w:t>
@@ -3267,20 +3257,7 @@
               <w:t xml:space="preserve"> </w:t>
             </w:r>
             <w:r>
-              <w:t xml:space="preserve">have, and roughly how many</w:t>
-            </w:r>
-            <w:r>
-              <w:t xml:space="preserve"> </w:t>
-            </w:r>
-            <w:r>
-              <w:rPr>
-                <w:b/>
-                <w:bCs/>
-              </w:rPr>
-              <w:t xml:space="preserve">rows</w:t>
-            </w:r>
-            <w:r>
-              <w:t xml:space="preserve">?</w:t>
+              <w:t xml:space="preserve">have?</w:t>
             </w:r>
           </w:p>
           <w:p/>
@@ -4147,7 +4124,7 @@
                     <a:graphicData uri="http://schemas.openxmlformats.org/drawingml/2006/picture">
                       <pic:pic>
                         <pic:nvPicPr>
-                          <pic:cNvPr descr="/Applications/Positron.app/Contents/Resources/app/quarto/share/formats/docx/tip.png" id="47" name="Picture"/>
+                          <pic:cNvPr descr="/opt/quarto/share/formats/docx/tip.png" id="47" name="Picture"/>
                           <pic:cNvPicPr>
                             <a:picLocks noChangeArrowheads="1" noChangeAspect="1"/>
                           </pic:cNvPicPr>
@@ -4779,7 +4756,7 @@
                     <a:graphicData uri="http://schemas.openxmlformats.org/drawingml/2006/picture">
                       <pic:pic>
                         <pic:nvPicPr>
-                          <pic:cNvPr descr="/Applications/Positron.app/Contents/Resources/app/quarto/share/formats/docx/tip.png" id="50" name="Picture"/>
+                          <pic:cNvPr descr="/opt/quarto/share/formats/docx/tip.png" id="50" name="Picture"/>
                           <pic:cNvPicPr>
                             <a:picLocks noChangeArrowheads="1" noChangeAspect="1"/>
                           </pic:cNvPicPr>
@@ -4889,7 +4866,7 @@
         <w:t xml:space="preserve"> </w:t>
       </w:r>
       <w:r>
-        <w:t xml:space="preserve">an ice season runs</w:t>
+        <w:t xml:space="preserve">a season runs</w:t>
       </w:r>
       <w:r>
         <w:t xml:space="preserve"> </w:t>
@@ -4902,7 +4879,7 @@
         <w:t xml:space="preserve">Nov → May</w:t>
       </w:r>
       <w:r>
-        <w:t xml:space="preserve">, but NOAA labels the whole season by the year</w:t>
+        <w:t xml:space="preserve">, but NOAA labels it by the year winter</w:t>
       </w:r>
       <w:r>
         <w:t xml:space="preserve"> </w:t>
@@ -4912,10 +4889,13 @@
           <w:b/>
           <w:bCs/>
         </w:rPr>
-        <w:t xml:space="preserve">winter ends in</w:t>
-      </w:r>
-      <w:r>
-        <w:t xml:space="preserve">. So</w:t>
+        <w:t xml:space="preserve">ends</w:t>
+      </w:r>
+      <w:r>
+        <w:t xml:space="preserve"> </w:t>
+      </w:r>
+      <w:r>
+        <w:t xml:space="preserve">in — so</w:t>
       </w:r>
       <w:r>
         <w:t xml:space="preserve"> </w:t>
@@ -4930,7 +4910,7 @@
         <w:t xml:space="preserve"> </w:t>
       </w:r>
       <w:r>
-        <w:t xml:space="preserve">under column</w:t>
+        <w:t xml:space="preserve">under</w:t>
       </w:r>
       <w:r>
         <w:t xml:space="preserve"> </w:t>
@@ -4945,7 +4925,7 @@
         <w:t xml:space="preserve"> </w:t>
       </w:r>
       <w:r>
-        <w:t xml:space="preserve">actually happened in</w:t>
+        <w:t xml:space="preserve">really happened in</w:t>
       </w:r>
       <w:r>
         <w:t xml:space="preserve"> </w:t>
@@ -5740,7 +5720,7 @@
                     <a:graphicData uri="http://schemas.openxmlformats.org/drawingml/2006/picture">
                       <pic:pic>
                         <pic:nvPicPr>
-                          <pic:cNvPr descr="/Applications/Positron.app/Contents/Resources/app/quarto/share/formats/docx/tip.png" id="55" name="Picture"/>
+                          <pic:cNvPr descr="/opt/quarto/share/formats/docx/tip.png" id="55" name="Picture"/>
                           <pic:cNvPicPr>
                             <a:picLocks noChangeArrowheads="1" noChangeAspect="1"/>
                           </pic:cNvPicPr>
@@ -7036,7 +7016,7 @@
                     <a:graphicData uri="http://schemas.openxmlformats.org/drawingml/2006/picture">
                       <pic:pic>
                         <pic:nvPicPr>
-                          <pic:cNvPr descr="/Applications/Positron.app/Contents/Resources/app/quarto/share/formats/docx/important.png" id="60" name="Picture"/>
+                          <pic:cNvPr descr="/opt/quarto/share/formats/docx/important.png" id="60" name="Picture"/>
                           <pic:cNvPicPr>
                             <a:picLocks noChangeArrowheads="1" noChangeAspect="1"/>
                           </pic:cNvPicPr>
@@ -7264,7 +7244,7 @@
                     <a:graphicData uri="http://schemas.openxmlformats.org/drawingml/2006/picture">
                       <pic:pic>
                         <pic:nvPicPr>
-                          <pic:cNvPr descr="/Applications/Positron.app/Contents/Resources/app/quarto/share/formats/docx/tip.png" id="64" name="Picture"/>
+                          <pic:cNvPr descr="/opt/quarto/share/formats/docx/tip.png" id="64" name="Picture"/>
                           <pic:cNvPicPr>
                             <a:picLocks noChangeArrowheads="1" noChangeAspect="1"/>
                           </pic:cNvPicPr>
@@ -7365,7 +7345,7 @@
         <w:pStyle w:val="FirstParagraph"/>
       </w:pPr>
       <w:r>
-        <w:t xml:space="preserve">NOAA publishes a live version of this exact plot every winter, comparing the</w:t>
+        <w:t xml:space="preserve">NOAA publishes this plot live every winter —</w:t>
       </w:r>
       <w:r>
         <w:t xml:space="preserve"> </w:t>
@@ -7381,7 +7361,7 @@
         <w:t xml:space="preserve"> </w:t>
       </w:r>
       <w:r>
-        <w:t xml:space="preserve">(black), the</w:t>
+        <w:t xml:space="preserve">(black),</w:t>
       </w:r>
       <w:r>
         <w:t xml:space="preserve"> </w:t>
@@ -7397,7 +7377,7 @@
         <w:t xml:space="preserve"> </w:t>
       </w:r>
       <w:r>
-        <w:t xml:space="preserve">(red), and</w:t>
+        <w:t xml:space="preserve">(red),</w:t>
       </w:r>
       <w:r>
         <w:t xml:space="preserve"> </w:t>
@@ -7413,7 +7393,7 @@
         <w:t xml:space="preserve"> </w:t>
       </w:r>
       <w:r>
-        <w:t xml:space="preserve">(thin blue lines):</w:t>
+        <w:t xml:space="preserve">(thin blue):</w:t>
       </w:r>
     </w:p>
     <w:p>
@@ -7476,7 +7456,7 @@
         <w:pStyle w:val="BodyText"/>
       </w:pPr>
       <w:r>
-        <w:t xml:space="preserve">Today, we’ll build</w:t>
+        <w:t xml:space="preserve">Today we build</w:t>
       </w:r>
       <w:r>
         <w:t xml:space="preserve"> </w:t>
@@ -7492,7 +7472,7 @@
         <w:t xml:space="preserve"> </w:t>
       </w:r>
       <w:r>
-        <w:t xml:space="preserve">of this plot from the raw data we just tidied.</w:t>
+        <w:t xml:space="preserve">from the data we just tidied.</w:t>
       </w:r>
     </w:p>
     <w:p>
@@ -7549,7 +7529,7 @@
         </w:numPr>
       </w:pPr>
       <w:r>
-        <w:t xml:space="preserve">Each line is one year’s entire ice season, Nov → May</w:t>
+        <w:t xml:space="preserve">Each line is one year’s whole ice season, Nov → May</w:t>
       </w:r>
     </w:p>
     <w:p>
@@ -7561,7 +7541,7 @@
         </w:numPr>
       </w:pPr>
       <w:r>
-        <w:t xml:space="preserve">The pattern that emerges — or doesn’t — tells the real climate story</w:t>
+        <w:t xml:space="preserve">The pattern that emerges — or doesn’t — is the climate story</w:t>
       </w:r>
     </w:p>
     <w:p>
@@ -7569,7 +7549,7 @@
         <w:pStyle w:val="FirstParagraph"/>
       </w:pPr>
       <w:r>
-        <w:t xml:space="preserve">This is a great example of how the</w:t>
+        <w:t xml:space="preserve">A good example of the</w:t>
       </w:r>
       <w:r>
         <w:t xml:space="preserve"> </w:t>
@@ -7585,7 +7565,7 @@
         <w:t xml:space="preserve"> </w:t>
       </w:r>
       <w:r>
-        <w:t xml:space="preserve">appears in real published science.</w:t>
+        <w:t xml:space="preserve">showing up in published science.</w:t>
       </w:r>
     </w:p>
     <w:bookmarkEnd w:id="69"/>
@@ -9147,7 +9127,7 @@
         </w:numPr>
       </w:pPr>
       <w:r>
-        <w:t xml:space="preserve">Thin, transparent blue lines — every past year, faded so patterns (not individual years) stand out</w:t>
+        <w:t xml:space="preserve">Thin blue — every past year, faded so patterns stand out</w:t>
       </w:r>
     </w:p>
     <w:p>
@@ -9159,7 +9139,7 @@
         </w:numPr>
       </w:pPr>
       <w:r>
-        <w:t xml:space="preserve">Thick red line — the 50+ year historical average</w:t>
+        <w:t xml:space="preserve">Thick red — the 50+ year average</w:t>
       </w:r>
     </w:p>
     <w:p>
@@ -9171,7 +9151,7 @@
         </w:numPr>
       </w:pPr>
       <w:r>
-        <w:t xml:space="preserve">Thick black line — this year, drawn last so it’s on top</w:t>
+        <w:t xml:space="preserve">Thick black — this year, drawn last so it sits on top</w:t>
       </w:r>
     </w:p>
     <w:p>
@@ -9179,7 +9159,7 @@
         <w:pStyle w:val="FirstParagraph"/>
       </w:pPr>
       <w:r>
-        <w:t xml:space="preserve">Compare your version to NOAA’s published plot — did we recreate it?</w:t>
+        <w:t xml:space="preserve">Compare it to NOAA’s published plot — did we recreate it?</w:t>
       </w:r>
     </w:p>
     <w:bookmarkEnd w:id="74"/>
@@ -9238,7 +9218,7 @@
                     <a:graphicData uri="http://schemas.openxmlformats.org/drawingml/2006/picture">
                       <pic:pic>
                         <pic:nvPicPr>
-                          <pic:cNvPr descr="/Applications/Positron.app/Contents/Resources/app/quarto/share/formats/docx/note.png" id="76" name="Picture"/>
+                          <pic:cNvPr descr="/opt/quarto/share/formats/docx/note.png" id="76" name="Picture"/>
                           <pic:cNvPicPr>
                             <a:picLocks noChangeArrowheads="1" noChangeAspect="1"/>
                           </pic:cNvPicPr>
@@ -9311,7 +9291,7 @@
               <w:t xml:space="preserve"> </w:t>
             </w:r>
             <w:r>
-              <w:t xml:space="preserve">Commit now — over 50+ years, is Lake Superior’s</w:t>
+              <w:t xml:space="preserve">Over 50+ years, is Lake Superior’s</w:t>
             </w:r>
             <w:r>
               <w:t xml:space="preserve"> </w:t>
@@ -9340,7 +9320,7 @@
               <w:t xml:space="preserve">declining, flat, or rising</w:t>
             </w:r>
             <w:r>
-              <w:t xml:space="preserve">? Write your guess before the model runs.</w:t>
+              <w:t xml:space="preserve">?</w:t>
             </w:r>
           </w:p>
           <w:p/>
@@ -9349,411 +9329,6 @@
     </w:tbl>
     <w:p>
       <w:pPr>
-        <w:pStyle w:val="BodyText"/>
-      </w:pPr>
-      <w:r>
-        <w:rPr>
-          <w:b/>
-          <w:bCs/>
-        </w:rPr>
-        <w:t xml:space="preserve">So far:</w:t>
-      </w:r>
-      <w:r>
-        <w:t xml:space="preserve"> </w:t>
-      </w:r>
-      <w:r>
-        <w:t xml:space="preserve">we’ve visualized the</w:t>
-      </w:r>
-      <w:r>
-        <w:t xml:space="preserve"> </w:t>
-      </w:r>
-      <w:r>
-        <w:rPr>
-          <w:i/>
-          <w:iCs/>
-        </w:rPr>
-        <w:t xml:space="preserve">shape</w:t>
-      </w:r>
-      <w:r>
-        <w:t xml:space="preserve"> </w:t>
-      </w:r>
-      <w:r>
-        <w:t xml:space="preserve">of each ice season.</w:t>
-      </w:r>
-    </w:p>
-    <w:p>
-      <w:pPr>
-        <w:pStyle w:val="BodyText"/>
-      </w:pPr>
-      <w:r>
-        <w:rPr>
-          <w:b/>
-          <w:bCs/>
-        </w:rPr>
-        <w:t xml:space="preserve">New question:</w:t>
-      </w:r>
-      <w:r>
-        <w:t xml:space="preserve"> </w:t>
-      </w:r>
-      <w:r>
-        <w:t xml:space="preserve">has the</w:t>
-      </w:r>
-      <w:r>
-        <w:t xml:space="preserve"> </w:t>
-      </w:r>
-      <w:r>
-        <w:rPr>
-          <w:b/>
-          <w:bCs/>
-        </w:rPr>
-        <w:t xml:space="preserve">peak</w:t>
-      </w:r>
-      <w:r>
-        <w:t xml:space="preserve"> </w:t>
-      </w:r>
-      <w:r>
-        <w:t xml:space="preserve">(maximum) ice cover of each winter changed over the last 50 years?</w:t>
-      </w:r>
-    </w:p>
-    <w:p>
-      <w:pPr>
-        <w:pStyle w:val="SourceCode"/>
-      </w:pPr>
-      <w:r>
-        <w:rPr>
-          <w:rStyle w:val="CommentTok"/>
-        </w:rPr>
-        <w:t xml:space="preserve"># Find the single highest ice-cover day each year --------</w:t>
-      </w:r>
-      <w:r>
-        <w:br/>
-      </w:r>
-      <w:r>
-        <w:rPr>
-          <w:rStyle w:val="NormalTok"/>
-        </w:rPr>
-        <w:t xml:space="preserve">max_ice_per_year </w:t>
-      </w:r>
-      <w:r>
-        <w:rPr>
-          <w:rStyle w:val="OtherTok"/>
-        </w:rPr>
-        <w:t xml:space="preserve">&lt;-</w:t>
-      </w:r>
-      <w:r>
-        <w:rPr>
-          <w:rStyle w:val="NormalTok"/>
-        </w:rPr>
-        <w:t xml:space="preserve"> ice_clean </w:t>
-      </w:r>
-      <w:r>
-        <w:rPr>
-          <w:rStyle w:val="SpecialCharTok"/>
-        </w:rPr>
-        <w:t xml:space="preserve">%&gt;%</w:t>
-      </w:r>
-      <w:r>
-        <w:br/>
-      </w:r>
-      <w:r>
-        <w:rPr>
-          <w:rStyle w:val="NormalTok"/>
-        </w:rPr>
-        <w:t xml:space="preserve">  </w:t>
-      </w:r>
-      <w:r>
-        <w:rPr>
-          <w:rStyle w:val="FunctionTok"/>
-        </w:rPr>
-        <w:t xml:space="preserve">group_by</w:t>
-      </w:r>
-      <w:r>
-        <w:rPr>
-          <w:rStyle w:val="NormalTok"/>
-        </w:rPr>
-        <w:t xml:space="preserve">(year) </w:t>
-      </w:r>
-      <w:r>
-        <w:rPr>
-          <w:rStyle w:val="SpecialCharTok"/>
-        </w:rPr>
-        <w:t xml:space="preserve">%&gt;%</w:t>
-      </w:r>
-      <w:r>
-        <w:br/>
-      </w:r>
-      <w:r>
-        <w:rPr>
-          <w:rStyle w:val="NormalTok"/>
-        </w:rPr>
-        <w:t xml:space="preserve">  </w:t>
-      </w:r>
-      <w:r>
-        <w:rPr>
-          <w:rStyle w:val="FunctionTok"/>
-        </w:rPr>
-        <w:t xml:space="preserve">slice_max</w:t>
-      </w:r>
-      <w:r>
-        <w:rPr>
-          <w:rStyle w:val="NormalTok"/>
-        </w:rPr>
-        <w:t xml:space="preserve">(</w:t>
-      </w:r>
-      <w:r>
-        <w:rPr>
-          <w:rStyle w:val="AttributeTok"/>
-        </w:rPr>
-        <w:t xml:space="preserve">order_by =</w:t>
-      </w:r>
-      <w:r>
-        <w:rPr>
-          <w:rStyle w:val="NormalTok"/>
-        </w:rPr>
-        <w:t xml:space="preserve"> ice_cover, </w:t>
-      </w:r>
-      <w:r>
-        <w:rPr>
-          <w:rStyle w:val="AttributeTok"/>
-        </w:rPr>
-        <w:t xml:space="preserve">n =</w:t>
-      </w:r>
-      <w:r>
-        <w:rPr>
-          <w:rStyle w:val="NormalTok"/>
-        </w:rPr>
-        <w:t xml:space="preserve"> </w:t>
-      </w:r>
-      <w:r>
-        <w:rPr>
-          <w:rStyle w:val="DecValTok"/>
-        </w:rPr>
-        <w:t xml:space="preserve">1</w:t>
-      </w:r>
-      <w:r>
-        <w:rPr>
-          <w:rStyle w:val="NormalTok"/>
-        </w:rPr>
-        <w:t xml:space="preserve">, </w:t>
-      </w:r>
-      <w:r>
-        <w:rPr>
-          <w:rStyle w:val="AttributeTok"/>
-        </w:rPr>
-        <w:t xml:space="preserve">with_ties =</w:t>
-      </w:r>
-      <w:r>
-        <w:rPr>
-          <w:rStyle w:val="NormalTok"/>
-        </w:rPr>
-        <w:t xml:space="preserve"> </w:t>
-      </w:r>
-      <w:r>
-        <w:rPr>
-          <w:rStyle w:val="ConstantTok"/>
-        </w:rPr>
-        <w:t xml:space="preserve">FALSE</w:t>
-      </w:r>
-      <w:r>
-        <w:rPr>
-          <w:rStyle w:val="NormalTok"/>
-        </w:rPr>
-        <w:t xml:space="preserve">)</w:t>
-      </w:r>
-      <w:r>
-        <w:br/>
-      </w:r>
-      <w:r>
-        <w:br/>
-      </w:r>
-      <w:r>
-        <w:rPr>
-          <w:rStyle w:val="FunctionTok"/>
-        </w:rPr>
-        <w:t xml:space="preserve">head</w:t>
-      </w:r>
-      <w:r>
-        <w:rPr>
-          <w:rStyle w:val="NormalTok"/>
-        </w:rPr>
-        <w:t xml:space="preserve">(max_ice_per_year </w:t>
-      </w:r>
-      <w:r>
-        <w:rPr>
-          <w:rStyle w:val="SpecialCharTok"/>
-        </w:rPr>
-        <w:t xml:space="preserve">%&gt;%</w:t>
-      </w:r>
-      <w:r>
-        <w:rPr>
-          <w:rStyle w:val="NormalTok"/>
-        </w:rPr>
-        <w:t xml:space="preserve"> </w:t>
-      </w:r>
-      <w:r>
-        <w:rPr>
-          <w:rStyle w:val="FunctionTok"/>
-        </w:rPr>
-        <w:t xml:space="preserve">arrange</w:t>
-      </w:r>
-      <w:r>
-        <w:rPr>
-          <w:rStyle w:val="NormalTok"/>
-        </w:rPr>
-        <w:t xml:space="preserve">(ice_cover))</w:t>
-      </w:r>
-    </w:p>
-    <w:p>
-      <w:pPr>
-        <w:pStyle w:val="SourceCode"/>
-      </w:pPr>
-      <w:r>
-        <w:rPr>
-          <w:rStyle w:val="VerbatimChar"/>
-        </w:rPr>
-        <w:t xml:space="preserve"># A tibble: 6 × 6</w:t>
-      </w:r>
-      <w:r>
-        <w:br/>
-      </w:r>
-      <w:r>
-        <w:rPr>
-          <w:rStyle w:val="VerbatimChar"/>
-        </w:rPr>
-        <w:t xml:space="preserve"># Groups:   year [6]</w:t>
-      </w:r>
-      <w:r>
-        <w:br/>
-      </w:r>
-      <w:r>
-        <w:rPr>
-          <w:rStyle w:val="VerbatimChar"/>
-        </w:rPr>
-        <w:t xml:space="preserve">  date    year ice_cover calendar_year full_date  month</w:t>
-      </w:r>
-      <w:r>
-        <w:br/>
-      </w:r>
-      <w:r>
-        <w:rPr>
-          <w:rStyle w:val="VerbatimChar"/>
-        </w:rPr>
-        <w:t xml:space="preserve">  &lt;chr&gt;  &lt;dbl&gt;     &lt;dbl&gt;         &lt;dbl&gt; &lt;date&gt;     &lt;ord&gt;</w:t>
-      </w:r>
-      <w:r>
-        <w:br/>
-      </w:r>
-      <w:r>
-        <w:rPr>
-          <w:rStyle w:val="VerbatimChar"/>
-        </w:rPr>
-        <w:t xml:space="preserve">1 Jan-22  2012       8.2          2012 2012-01-22 Jan  </w:t>
-      </w:r>
-      <w:r>
-        <w:br/>
-      </w:r>
-      <w:r>
-        <w:rPr>
-          <w:rStyle w:val="VerbatimChar"/>
-        </w:rPr>
-        <w:t xml:space="preserve">2 Mar-17  2002      10.3          2002 2002-03-17 Mar  </w:t>
-      </w:r>
-      <w:r>
-        <w:br/>
-      </w:r>
-      <w:r>
-        <w:rPr>
-          <w:rStyle w:val="VerbatimChar"/>
-        </w:rPr>
-        <w:t xml:space="preserve">3 Jan-16  1998      11.1          1998 1998-01-16 Jan  </w:t>
-      </w:r>
-      <w:r>
-        <w:br/>
-      </w:r>
-      <w:r>
-        <w:rPr>
-          <w:rStyle w:val="VerbatimChar"/>
-        </w:rPr>
-        <w:t xml:space="preserve">4 Feb-19  2024      12            2024 2024-02-19 Feb  </w:t>
-      </w:r>
-      <w:r>
-        <w:br/>
-      </w:r>
-      <w:r>
-        <w:rPr>
-          <w:rStyle w:val="VerbatimChar"/>
-        </w:rPr>
-        <w:t xml:space="preserve">5 Jan-25  1987      14.5          1987 1987-01-25 Jan  </w:t>
-      </w:r>
-      <w:r>
-        <w:br/>
-      </w:r>
-      <w:r>
-        <w:rPr>
-          <w:rStyle w:val="VerbatimChar"/>
-        </w:rPr>
-        <w:t xml:space="preserve">6 Mar-02  2006      16.7          2006 2006-03-02 Mar  </w:t>
-      </w:r>
-    </w:p>
-    <w:p>
-      <w:pPr>
-        <w:pStyle w:val="FirstParagraph"/>
-      </w:pPr>
-      <w:r>
-        <w:rPr>
-          <w:rStyle w:val="VerbatimChar"/>
-        </w:rPr>
-        <w:t xml:space="preserve">slice_max()</w:t>
-      </w:r>
-      <w:r>
-        <w:t xml:space="preserve"> </w:t>
-      </w:r>
-      <w:r>
-        <w:t xml:space="preserve">keeps only the single row with the highest value in each group — here, one row per year: the date and value of that winter’s ice peak.</w:t>
-      </w:r>
-    </w:p>
-    <w:p>
-      <w:pPr>
-        <w:pStyle w:val="BodyText"/>
-      </w:pPr>
-      <w:r>
-        <w:rPr>
-          <w:b/>
-          <w:bCs/>
-        </w:rPr>
-        <w:t xml:space="preserve">This also gives us the</w:t>
-      </w:r>
-      <w:r>
-        <w:rPr>
-          <w:b/>
-          <w:bCs/>
-        </w:rPr>
-        <w:t xml:space="preserve"> </w:t>
-      </w:r>
-      <w:r>
-        <w:rPr>
-          <w:b/>
-          <w:bCs/>
-        </w:rPr>
-        <w:t xml:space="preserve">“ice-on/ice-off”</w:t>
-      </w:r>
-      <w:r>
-        <w:rPr>
-          <w:b/>
-          <w:bCs/>
-        </w:rPr>
-        <w:t xml:space="preserve"> </w:t>
-      </w:r>
-      <w:r>
-        <w:rPr>
-          <w:b/>
-          <w:bCs/>
-        </w:rPr>
-        <w:t xml:space="preserve">story:</w:t>
-      </w:r>
-    </w:p>
-    <w:p>
-      <w:pPr>
         <w:pStyle w:val="Compact"/>
         <w:numPr>
           <w:ilvl w:val="0"/>
@@ -9761,23 +9336,370 @@
         </w:numPr>
       </w:pPr>
       <w:r>
-        <w:t xml:space="preserve">The</w:t>
-      </w:r>
-      <w:r>
-        <w:t xml:space="preserve"> </w:t>
-      </w:r>
-      <w:r>
         <w:rPr>
           <w:b/>
           <w:bCs/>
         </w:rPr>
-        <w:t xml:space="preserve">date</w:t>
-      </w:r>
-      <w:r>
-        <w:t xml:space="preserve"> </w:t>
-      </w:r>
-      <w:r>
-        <w:t xml:space="preserve">of each year’s maximum is itself meaningful — an early peak (Jan) vs. a late peak (Mar/Apr) tells you something about how long the ice season lasted</w:t>
+        <w:t xml:space="preserve">New question:</w:t>
+      </w:r>
+      <w:r>
+        <w:t xml:space="preserve"> </w:t>
+      </w:r>
+      <w:r>
+        <w:t xml:space="preserve">has each winter’s</w:t>
+      </w:r>
+      <w:r>
+        <w:t xml:space="preserve"> </w:t>
+      </w:r>
+      <w:r>
+        <w:rPr>
+          <w:b/>
+          <w:bCs/>
+        </w:rPr>
+        <w:t xml:space="preserve">peak</w:t>
+      </w:r>
+      <w:r>
+        <w:t xml:space="preserve"> </w:t>
+      </w:r>
+      <w:r>
+        <w:t xml:space="preserve">ice cover changed over 50 years?</w:t>
+      </w:r>
+    </w:p>
+    <w:p>
+      <w:pPr>
+        <w:pStyle w:val="SourceCode"/>
+      </w:pPr>
+      <w:r>
+        <w:rPr>
+          <w:rStyle w:val="CommentTok"/>
+        </w:rPr>
+        <w:t xml:space="preserve"># Find the single highest ice-cover day each year --------</w:t>
+      </w:r>
+      <w:r>
+        <w:br/>
+      </w:r>
+      <w:r>
+        <w:rPr>
+          <w:rStyle w:val="NormalTok"/>
+        </w:rPr>
+        <w:t xml:space="preserve">max_ice_per_year </w:t>
+      </w:r>
+      <w:r>
+        <w:rPr>
+          <w:rStyle w:val="OtherTok"/>
+        </w:rPr>
+        <w:t xml:space="preserve">&lt;-</w:t>
+      </w:r>
+      <w:r>
+        <w:rPr>
+          <w:rStyle w:val="NormalTok"/>
+        </w:rPr>
+        <w:t xml:space="preserve"> ice_clean </w:t>
+      </w:r>
+      <w:r>
+        <w:rPr>
+          <w:rStyle w:val="SpecialCharTok"/>
+        </w:rPr>
+        <w:t xml:space="preserve">%&gt;%</w:t>
+      </w:r>
+      <w:r>
+        <w:br/>
+      </w:r>
+      <w:r>
+        <w:rPr>
+          <w:rStyle w:val="NormalTok"/>
+        </w:rPr>
+        <w:t xml:space="preserve">  </w:t>
+      </w:r>
+      <w:r>
+        <w:rPr>
+          <w:rStyle w:val="FunctionTok"/>
+        </w:rPr>
+        <w:t xml:space="preserve">group_by</w:t>
+      </w:r>
+      <w:r>
+        <w:rPr>
+          <w:rStyle w:val="NormalTok"/>
+        </w:rPr>
+        <w:t xml:space="preserve">(year) </w:t>
+      </w:r>
+      <w:r>
+        <w:rPr>
+          <w:rStyle w:val="SpecialCharTok"/>
+        </w:rPr>
+        <w:t xml:space="preserve">%&gt;%</w:t>
+      </w:r>
+      <w:r>
+        <w:br/>
+      </w:r>
+      <w:r>
+        <w:rPr>
+          <w:rStyle w:val="NormalTok"/>
+        </w:rPr>
+        <w:t xml:space="preserve">  </w:t>
+      </w:r>
+      <w:r>
+        <w:rPr>
+          <w:rStyle w:val="FunctionTok"/>
+        </w:rPr>
+        <w:t xml:space="preserve">slice_max</w:t>
+      </w:r>
+      <w:r>
+        <w:rPr>
+          <w:rStyle w:val="NormalTok"/>
+        </w:rPr>
+        <w:t xml:space="preserve">(</w:t>
+      </w:r>
+      <w:r>
+        <w:rPr>
+          <w:rStyle w:val="AttributeTok"/>
+        </w:rPr>
+        <w:t xml:space="preserve">order_by =</w:t>
+      </w:r>
+      <w:r>
+        <w:rPr>
+          <w:rStyle w:val="NormalTok"/>
+        </w:rPr>
+        <w:t xml:space="preserve"> ice_cover, </w:t>
+      </w:r>
+      <w:r>
+        <w:rPr>
+          <w:rStyle w:val="AttributeTok"/>
+        </w:rPr>
+        <w:t xml:space="preserve">n =</w:t>
+      </w:r>
+      <w:r>
+        <w:rPr>
+          <w:rStyle w:val="NormalTok"/>
+        </w:rPr>
+        <w:t xml:space="preserve"> </w:t>
+      </w:r>
+      <w:r>
+        <w:rPr>
+          <w:rStyle w:val="DecValTok"/>
+        </w:rPr>
+        <w:t xml:space="preserve">1</w:t>
+      </w:r>
+      <w:r>
+        <w:rPr>
+          <w:rStyle w:val="NormalTok"/>
+        </w:rPr>
+        <w:t xml:space="preserve">, </w:t>
+      </w:r>
+      <w:r>
+        <w:rPr>
+          <w:rStyle w:val="AttributeTok"/>
+        </w:rPr>
+        <w:t xml:space="preserve">with_ties =</w:t>
+      </w:r>
+      <w:r>
+        <w:rPr>
+          <w:rStyle w:val="NormalTok"/>
+        </w:rPr>
+        <w:t xml:space="preserve"> </w:t>
+      </w:r>
+      <w:r>
+        <w:rPr>
+          <w:rStyle w:val="ConstantTok"/>
+        </w:rPr>
+        <w:t xml:space="preserve">FALSE</w:t>
+      </w:r>
+      <w:r>
+        <w:rPr>
+          <w:rStyle w:val="NormalTok"/>
+        </w:rPr>
+        <w:t xml:space="preserve">)</w:t>
+      </w:r>
+      <w:r>
+        <w:br/>
+      </w:r>
+      <w:r>
+        <w:br/>
+      </w:r>
+      <w:r>
+        <w:rPr>
+          <w:rStyle w:val="FunctionTok"/>
+        </w:rPr>
+        <w:t xml:space="preserve">head</w:t>
+      </w:r>
+      <w:r>
+        <w:rPr>
+          <w:rStyle w:val="NormalTok"/>
+        </w:rPr>
+        <w:t xml:space="preserve">(max_ice_per_year </w:t>
+      </w:r>
+      <w:r>
+        <w:rPr>
+          <w:rStyle w:val="SpecialCharTok"/>
+        </w:rPr>
+        <w:t xml:space="preserve">%&gt;%</w:t>
+      </w:r>
+      <w:r>
+        <w:rPr>
+          <w:rStyle w:val="NormalTok"/>
+        </w:rPr>
+        <w:t xml:space="preserve"> </w:t>
+      </w:r>
+      <w:r>
+        <w:rPr>
+          <w:rStyle w:val="FunctionTok"/>
+        </w:rPr>
+        <w:t xml:space="preserve">arrange</w:t>
+      </w:r>
+      <w:r>
+        <w:rPr>
+          <w:rStyle w:val="NormalTok"/>
+        </w:rPr>
+        <w:t xml:space="preserve">(ice_cover))</w:t>
+      </w:r>
+    </w:p>
+    <w:p>
+      <w:pPr>
+        <w:pStyle w:val="SourceCode"/>
+      </w:pPr>
+      <w:r>
+        <w:rPr>
+          <w:rStyle w:val="VerbatimChar"/>
+        </w:rPr>
+        <w:t xml:space="preserve"># A tibble: 6 × 6</w:t>
+      </w:r>
+      <w:r>
+        <w:br/>
+      </w:r>
+      <w:r>
+        <w:rPr>
+          <w:rStyle w:val="VerbatimChar"/>
+        </w:rPr>
+        <w:t xml:space="preserve"># Groups:   year [6]</w:t>
+      </w:r>
+      <w:r>
+        <w:br/>
+      </w:r>
+      <w:r>
+        <w:rPr>
+          <w:rStyle w:val="VerbatimChar"/>
+        </w:rPr>
+        <w:t xml:space="preserve">  date    year ice_cover calendar_year full_date  month</w:t>
+      </w:r>
+      <w:r>
+        <w:br/>
+      </w:r>
+      <w:r>
+        <w:rPr>
+          <w:rStyle w:val="VerbatimChar"/>
+        </w:rPr>
+        <w:t xml:space="preserve">  &lt;chr&gt;  &lt;dbl&gt;     &lt;dbl&gt;         &lt;dbl&gt; &lt;date&gt;     &lt;ord&gt;</w:t>
+      </w:r>
+      <w:r>
+        <w:br/>
+      </w:r>
+      <w:r>
+        <w:rPr>
+          <w:rStyle w:val="VerbatimChar"/>
+        </w:rPr>
+        <w:t xml:space="preserve">1 Jan-22  2012       8.2          2012 2012-01-22 Jan  </w:t>
+      </w:r>
+      <w:r>
+        <w:br/>
+      </w:r>
+      <w:r>
+        <w:rPr>
+          <w:rStyle w:val="VerbatimChar"/>
+        </w:rPr>
+        <w:t xml:space="preserve">2 Mar-17  2002      10.3          2002 2002-03-17 Mar  </w:t>
+      </w:r>
+      <w:r>
+        <w:br/>
+      </w:r>
+      <w:r>
+        <w:rPr>
+          <w:rStyle w:val="VerbatimChar"/>
+        </w:rPr>
+        <w:t xml:space="preserve">3 Jan-16  1998      11.1          1998 1998-01-16 Jan  </w:t>
+      </w:r>
+      <w:r>
+        <w:br/>
+      </w:r>
+      <w:r>
+        <w:rPr>
+          <w:rStyle w:val="VerbatimChar"/>
+        </w:rPr>
+        <w:t xml:space="preserve">4 Feb-19  2024      12            2024 2024-02-19 Feb  </w:t>
+      </w:r>
+      <w:r>
+        <w:br/>
+      </w:r>
+      <w:r>
+        <w:rPr>
+          <w:rStyle w:val="VerbatimChar"/>
+        </w:rPr>
+        <w:t xml:space="preserve">5 Jan-25  1987      14.5          1987 1987-01-25 Jan  </w:t>
+      </w:r>
+      <w:r>
+        <w:br/>
+      </w:r>
+      <w:r>
+        <w:rPr>
+          <w:rStyle w:val="VerbatimChar"/>
+        </w:rPr>
+        <w:t xml:space="preserve">6 Mar-02  2006      16.7          2006 2006-03-02 Mar  </w:t>
+      </w:r>
+    </w:p>
+    <w:p>
+      <w:pPr>
+        <w:pStyle w:val="FirstParagraph"/>
+      </w:pPr>
+      <w:r>
+        <w:rPr>
+          <w:rStyle w:val="VerbatimChar"/>
+        </w:rPr>
+        <w:t xml:space="preserve">slice_max()</w:t>
+      </w:r>
+      <w:r>
+        <w:t xml:space="preserve"> </w:t>
+      </w:r>
+      <w:r>
+        <w:t xml:space="preserve">keeps only the single row with the highest value in each group — here, one row per year: the date and value of that winter’s ice peak.</w:t>
+      </w:r>
+    </w:p>
+    <w:p>
+      <w:pPr>
+        <w:pStyle w:val="BodyText"/>
+      </w:pPr>
+      <w:r>
+        <w:rPr>
+          <w:b/>
+          <w:bCs/>
+        </w:rPr>
+        <w:t xml:space="preserve">This also gives us the</w:t>
+      </w:r>
+      <w:r>
+        <w:rPr>
+          <w:b/>
+          <w:bCs/>
+        </w:rPr>
+        <w:t xml:space="preserve"> </w:t>
+      </w:r>
+      <w:r>
+        <w:rPr>
+          <w:b/>
+          <w:bCs/>
+        </w:rPr>
+        <w:t xml:space="preserve">“ice-on/ice-off”</w:t>
+      </w:r>
+      <w:r>
+        <w:rPr>
+          <w:b/>
+          <w:bCs/>
+        </w:rPr>
+        <w:t xml:space="preserve"> </w:t>
+      </w:r>
+      <w:r>
+        <w:rPr>
+          <w:b/>
+          <w:bCs/>
+        </w:rPr>
+        <w:t xml:space="preserve">story:</w:t>
       </w:r>
     </w:p>
     <w:p>
@@ -9785,11 +9707,27 @@
         <w:pStyle w:val="Compact"/>
         <w:numPr>
           <w:ilvl w:val="0"/>
-          <w:numId w:val="1019"/>
+          <w:numId w:val="1020"/>
         </w:numPr>
       </w:pPr>
       <w:r>
-        <w:t xml:space="preserve">1998’s max ice cover was only ~11%, on Jan 16 — a nearly ice-free winter</w:t>
+        <w:t xml:space="preserve">The</w:t>
+      </w:r>
+      <w:r>
+        <w:t xml:space="preserve"> </w:t>
+      </w:r>
+      <w:r>
+        <w:rPr>
+          <w:b/>
+          <w:bCs/>
+        </w:rPr>
+        <w:t xml:space="preserve">date</w:t>
+      </w:r>
+      <w:r>
+        <w:t xml:space="preserve"> </w:t>
+      </w:r>
+      <w:r>
+        <w:t xml:space="preserve">of each year’s maximum is itself meaningful — an early peak (Jan) vs. a late peak (Mar/Apr) tells you something about how long the ice season lasted</w:t>
       </w:r>
     </w:p>
     <w:p>
@@ -9797,15 +9735,27 @@
         <w:pStyle w:val="Compact"/>
         <w:numPr>
           <w:ilvl w:val="0"/>
-          <w:numId w:val="1019"/>
+          <w:numId w:val="1020"/>
         </w:numPr>
       </w:pPr>
       <w:r>
+        <w:t xml:space="preserve">1998’s max ice cover was only ~11%, on Jan 16 — a nearly ice-free winter</w:t>
+      </w:r>
+    </w:p>
+    <w:p>
+      <w:pPr>
+        <w:pStyle w:val="Compact"/>
+        <w:numPr>
+          <w:ilvl w:val="0"/>
+          <w:numId w:val="1020"/>
+        </w:numPr>
+      </w:pPr>
+      <w:r>
         <w:t xml:space="preserve">1979’s max was ~97%, on Feb 25 — almost total coverage</w:t>
       </w:r>
     </w:p>
     <w:bookmarkEnd w:id="77"/>
-    <w:bookmarkStart w:id="83" w:name="model-the-trend-in-maximum-ice-cover"/>
+    <w:bookmarkStart w:id="80" w:name="model-the-trend-in-maximum-ice-cover"/>
     <w:p>
       <w:pPr>
         <w:pStyle w:val="Heading1"/>
@@ -9860,7 +9810,7 @@
                     <a:graphicData uri="http://schemas.openxmlformats.org/drawingml/2006/picture">
                       <pic:pic>
                         <pic:nvPicPr>
-                          <pic:cNvPr descr="/Applications/Positron.app/Contents/Resources/app/quarto/share/formats/docx/note.png" id="79" name="Picture"/>
+                          <pic:cNvPr descr="/opt/quarto/share/formats/docx/note.png" id="79" name="Picture"/>
                           <pic:cNvPicPr>
                             <a:picLocks noChangeArrowheads="1" noChangeAspect="1"/>
                           </pic:cNvPicPr>
@@ -9973,7 +9923,7 @@
         <w:rPr>
           <w:rStyle w:val="CommentTok"/>
         </w:rPr>
-        <w:t xml:space="preserve"># Fit a regression: max ice cover by year -----------------</w:t>
+        <w:t xml:space="preserve"># Fit a regression: max ice cover by year ---------------</w:t>
       </w:r>
       <w:r>
         <w:br/>
@@ -10018,7 +9968,16 @@
         <w:rPr>
           <w:rStyle w:val="NormalTok"/>
         </w:rPr>
-        <w:t xml:space="preserve"> year, </w:t>
+        <w:t xml:space="preserve"> year,</w:t>
+      </w:r>
+      <w:r>
+        <w:br/>
+      </w:r>
+      <w:r>
+        <w:rPr>
+          <w:rStyle w:val="NormalTok"/>
+        </w:rPr>
+        <w:t xml:space="preserve">                    </w:t>
       </w:r>
       <w:r>
         <w:rPr>
@@ -10189,6 +10148,143 @@
           <w:rStyle w:val="VerbatimChar"/>
         </w:rPr>
         <w:t xml:space="preserve">F-statistic: 7.539 on 1 and 52 DF,  p-value: 0.008274</w:t>
+      </w:r>
+    </w:p>
+    <w:p>
+      <w:pPr>
+        <w:pStyle w:val="Compact"/>
+        <w:numPr>
+          <w:ilvl w:val="0"/>
+          <w:numId w:val="1021"/>
+        </w:numPr>
+      </w:pPr>
+      <w:r>
+        <w:rPr>
+          <w:b/>
+          <w:bCs/>
+        </w:rPr>
+        <w:t xml:space="preserve">Same</w:t>
+      </w:r>
+      <w:r>
+        <w:rPr>
+          <w:b/>
+          <w:bCs/>
+        </w:rPr>
+        <w:t xml:space="preserve"> </w:t>
+      </w:r>
+      <w:r>
+        <w:rPr>
+          <w:rStyle w:val="VerbatimChar"/>
+          <w:b/>
+          <w:bCs/>
+        </w:rPr>
+        <w:t xml:space="preserve">lm()</w:t>
+      </w:r>
+      <w:r>
+        <w:rPr>
+          <w:b/>
+          <w:bCs/>
+        </w:rPr>
+        <w:t xml:space="preserve"> </w:t>
+      </w:r>
+      <w:r>
+        <w:rPr>
+          <w:b/>
+          <w:bCs/>
+        </w:rPr>
+        <w:t xml:space="preserve">as the Regression lecture</w:t>
+      </w:r>
+      <w:r>
+        <w:t xml:space="preserve">, with</w:t>
+      </w:r>
+      <w:r>
+        <w:t xml:space="preserve"> </w:t>
+      </w:r>
+      <w:r>
+        <w:rPr>
+          <w:rStyle w:val="VerbatimChar"/>
+        </w:rPr>
+        <w:t xml:space="preserve">X = year</w:t>
+      </w:r>
+      <w:r>
+        <w:t xml:space="preserve"> </w:t>
+      </w:r>
+      <w:r>
+        <w:t xml:space="preserve">and</w:t>
+      </w:r>
+      <w:r>
+        <w:t xml:space="preserve"> </w:t>
+      </w:r>
+      <w:r>
+        <w:rPr>
+          <w:rStyle w:val="VerbatimChar"/>
+        </w:rPr>
+        <w:t xml:space="preserve">Y = ice_cover</w:t>
+      </w:r>
+    </w:p>
+    <w:p>
+      <w:pPr>
+        <w:pStyle w:val="Compact"/>
+        <w:numPr>
+          <w:ilvl w:val="0"/>
+          <w:numId w:val="1021"/>
+        </w:numPr>
+      </w:pPr>
+      <w:r>
+        <w:t xml:space="preserve">The</w:t>
+      </w:r>
+      <w:r>
+        <w:t xml:space="preserve"> </w:t>
+      </w:r>
+      <w:r>
+        <w:rPr>
+          <w:b/>
+          <w:bCs/>
+        </w:rPr>
+        <w:t xml:space="preserve">slope</w:t>
+      </w:r>
+      <w:r>
+        <w:t xml:space="preserve"> </w:t>
+      </w:r>
+      <w:r>
+        <w:t xml:space="preserve">= percentage points of max ice gained or lost per year</w:t>
+      </w:r>
+    </w:p>
+    <w:p>
+      <w:pPr>
+        <w:pStyle w:val="Compact"/>
+        <w:numPr>
+          <w:ilvl w:val="0"/>
+          <w:numId w:val="1021"/>
+        </w:numPr>
+      </w:pPr>
+      <w:r>
+        <w:t xml:space="preserve">Read the slope’s</w:t>
+      </w:r>
+      <w:r>
+        <w:t xml:space="preserve"> </w:t>
+      </w:r>
+      <w:r>
+        <w:rPr>
+          <w:rStyle w:val="VerbatimChar"/>
+        </w:rPr>
+        <w:t xml:space="preserve">Pr(&gt;|t|)</w:t>
+      </w:r>
+      <w:r>
+        <w:t xml:space="preserve"> </w:t>
+      </w:r>
+      <w:r>
+        <w:t xml:space="preserve">to decide if the trend is real</w:t>
+      </w:r>
+    </w:p>
+    <w:bookmarkEnd w:id="80"/>
+    <w:bookmarkStart w:id="84" w:name="plot-the-trend"/>
+    <w:p>
+      <w:pPr>
+        <w:pStyle w:val="Heading1"/>
+      </w:pPr>
+      <w:r>
+        <w:t xml:space="preserve">Plot the Trend</w:t>
       </w:r>
     </w:p>
     <w:p>
@@ -10580,18 +10676,18 @@
           <wp:inline>
             <wp:extent cx="2286000" cy="2286000"/>
             <wp:effectExtent b="0" l="0" r="0" t="0"/>
-            <wp:docPr descr="" title="" id="81" name="Picture"/>
+            <wp:docPr descr="" title="" id="82" name="Picture"/>
             <a:graphic>
               <a:graphicData uri="http://schemas.openxmlformats.org/drawingml/2006/picture">
                 <pic:pic>
                   <pic:nvPicPr>
-                    <pic:cNvPr descr="pivoting_lecture_files/figure-docx/max-ice-plot-07-1.png" id="82" name="Picture"/>
+                    <pic:cNvPr descr="pivoting_lecture_files/figure-docx/max-ice-plot-07-1.png" id="83" name="Picture"/>
                     <pic:cNvPicPr>
                       <a:picLocks noChangeArrowheads="1" noChangeAspect="1"/>
                     </pic:cNvPicPr>
                   </pic:nvPicPr>
                   <pic:blipFill>
-                    <a:blip r:embed="rId80"/>
+                    <a:blip r:embed="rId81"/>
                     <a:stretch>
                       <a:fillRect/>
                     </a:stretch>
@@ -10620,414 +10716,6 @@
     </w:p>
     <w:p>
       <w:pPr>
-        <w:pStyle w:val="BodyText"/>
-      </w:pPr>
-      <w:r>
-        <w:rPr>
-          <w:b/>
-          <w:bCs/>
-        </w:rPr>
-        <w:t xml:space="preserve">Same</w:t>
-      </w:r>
-      <w:r>
-        <w:rPr>
-          <w:b/>
-          <w:bCs/>
-        </w:rPr>
-        <w:t xml:space="preserve"> </w:t>
-      </w:r>
-      <w:r>
-        <w:rPr>
-          <w:rStyle w:val="VerbatimChar"/>
-          <w:b/>
-          <w:bCs/>
-        </w:rPr>
-        <w:t xml:space="preserve">lm()</w:t>
-      </w:r>
-      <w:r>
-        <w:rPr>
-          <w:b/>
-          <w:bCs/>
-        </w:rPr>
-        <w:t xml:space="preserve"> </w:t>
-      </w:r>
-      <w:r>
-        <w:rPr>
-          <w:b/>
-          <w:bCs/>
-        </w:rPr>
-        <w:t xml:space="preserve">syntax as Lecture 11/13</w:t>
-      </w:r>
-      <w:r>
-        <w:t xml:space="preserve"> </w:t>
-      </w:r>
-      <w:r>
-        <w:t xml:space="preserve">— only now</w:t>
-      </w:r>
-      <w:r>
-        <w:t xml:space="preserve"> </w:t>
-      </w:r>
-      <w:r>
-        <w:rPr>
-          <w:rStyle w:val="VerbatimChar"/>
-        </w:rPr>
-        <w:t xml:space="preserve">X = year</w:t>
-      </w:r>
-      <w:r>
-        <w:t xml:space="preserve"> </w:t>
-      </w:r>
-      <w:r>
-        <w:t xml:space="preserve">and</w:t>
-      </w:r>
-      <w:r>
-        <w:t xml:space="preserve"> </w:t>
-      </w:r>
-      <w:r>
-        <w:rPr>
-          <w:rStyle w:val="VerbatimChar"/>
-        </w:rPr>
-        <w:t xml:space="preserve">Y = ice_cover</w:t>
-      </w:r>
-      <w:r>
-        <w:t xml:space="preserve"> </w:t>
-      </w:r>
-      <w:r>
-        <w:t xml:space="preserve">(the yearly peak, not a daily or monthly mean).</w:t>
-      </w:r>
-    </w:p>
-    <w:p>
-      <w:pPr>
-        <w:pStyle w:val="Compact"/>
-        <w:numPr>
-          <w:ilvl w:val="0"/>
-          <w:numId w:val="1020"/>
-        </w:numPr>
-      </w:pPr>
-      <w:r>
-        <w:t xml:space="preserve">The slope tells us how many percentage points of max ice cover change per year</w:t>
-      </w:r>
-    </w:p>
-    <w:p>
-      <w:pPr>
-        <w:pStyle w:val="Compact"/>
-        <w:numPr>
-          <w:ilvl w:val="0"/>
-          <w:numId w:val="1020"/>
-        </w:numPr>
-      </w:pPr>
-      <w:r>
-        <w:t xml:space="preserve">Notice the</w:t>
-      </w:r>
-      <w:r>
-        <w:t xml:space="preserve"> </w:t>
-      </w:r>
-      <w:r>
-        <w:rPr>
-          <w:b/>
-          <w:bCs/>
-        </w:rPr>
-        <w:t xml:space="preserve">huge year-to-year scatter</w:t>
-      </w:r>
-      <w:r>
-        <w:t xml:space="preserve"> </w:t>
-      </w:r>
-      <w:r>
-        <w:t xml:space="preserve">— Great Lakes ice cover is famously variable, driven by short-term weather patterns like ENSO and the polar vortex, not just a steady climate trend</w:t>
-      </w:r>
-    </w:p>
-    <w:p>
-      <w:pPr>
-        <w:pStyle w:val="FirstParagraph"/>
-      </w:pPr>
-      <w:r>
-        <w:t xml:space="preserve">This is real data — the story is messier (and more honest) than a clean line.</w:t>
-      </w:r>
-    </w:p>
-    <w:bookmarkEnd w:id="83"/>
-    <w:bookmarkStart w:id="84" w:name="pause-do-activity-parts-79-now"/>
-    <w:p>
-      <w:pPr>
-        <w:pStyle w:val="Heading1"/>
-      </w:pPr>
-      <w:r>
-        <w:t xml:space="preserve">🛑 Pause — Do Activity Parts 7–9 Now</w:t>
-      </w:r>
-    </w:p>
-    <w:p>
-      <w:pPr>
-        <w:pStyle w:val="FirstParagraph"/>
-      </w:pPr>
-      <w:r>
-        <w:t xml:space="preserve">Build the spaghetti plot, pull each winter’s peak with</w:t>
-      </w:r>
-      <w:r>
-        <w:t xml:space="preserve"> </w:t>
-      </w:r>
-      <w:r>
-        <w:rPr>
-          <w:rStyle w:val="VerbatimChar"/>
-        </w:rPr>
-        <w:t xml:space="preserve">slice_max()</w:t>
-      </w:r>
-      <w:r>
-        <w:t xml:space="preserve">, and fit</w:t>
-      </w:r>
-      <w:r>
-        <w:t xml:space="preserve"> </w:t>
-      </w:r>
-      <w:r>
-        <w:rPr>
-          <w:rStyle w:val="VerbatimChar"/>
-        </w:rPr>
-        <w:t xml:space="preserve">lm(ice_cover ~ year)</w:t>
-      </w:r>
-      <w:r>
-        <w:t xml:space="preserve">. Predict the trend’s direction and significance before you run it.</w:t>
-      </w:r>
-    </w:p>
-    <w:bookmarkEnd w:id="84"/>
-    <w:bookmarkStart w:id="85" w:name="what-we-learned-today"/>
-    <w:p>
-      <w:pPr>
-        <w:pStyle w:val="Heading1"/>
-      </w:pPr>
-      <w:r>
-        <w:t xml:space="preserve">What We Learned Today</w:t>
-      </w:r>
-    </w:p>
-    <w:p>
-      <w:pPr>
-        <w:pStyle w:val="FirstParagraph"/>
-      </w:pPr>
-      <w:r>
-        <w:rPr>
-          <w:b/>
-          <w:bCs/>
-        </w:rPr>
-        <w:t xml:space="preserve">Concepts:</w:t>
-      </w:r>
-    </w:p>
-    <w:p>
-      <w:pPr>
-        <w:pStyle w:val="Compact"/>
-        <w:numPr>
-          <w:ilvl w:val="0"/>
-          <w:numId w:val="1021"/>
-        </w:numPr>
-      </w:pPr>
-      <w:r>
-        <w:t xml:space="preserve">Real-world data is often</w:t>
-      </w:r>
-      <w:r>
-        <w:t xml:space="preserve"> </w:t>
-      </w:r>
-      <w:r>
-        <w:rPr>
-          <w:b/>
-          <w:bCs/>
-        </w:rPr>
-        <w:t xml:space="preserve">wide</w:t>
-      </w:r>
-      <w:r>
-        <w:t xml:space="preserve"> </w:t>
-      </w:r>
-      <w:r>
-        <w:t xml:space="preserve">— shaped for human eyes, not for R</w:t>
-      </w:r>
-    </w:p>
-    <w:p>
-      <w:pPr>
-        <w:pStyle w:val="Compact"/>
-        <w:numPr>
-          <w:ilvl w:val="0"/>
-          <w:numId w:val="1021"/>
-        </w:numPr>
-      </w:pPr>
-      <w:r>
-        <w:rPr>
-          <w:rStyle w:val="VerbatimChar"/>
-        </w:rPr>
-        <w:t xml:space="preserve">pivot_longer()</w:t>
-      </w:r>
-      <w:r>
-        <w:t xml:space="preserve"> </w:t>
-      </w:r>
-      <w:r>
-        <w:t xml:space="preserve">collapses many columns into key-value pairs — unlocking</w:t>
-      </w:r>
-      <w:r>
-        <w:t xml:space="preserve"> </w:t>
-      </w:r>
-      <w:r>
-        <w:rPr>
-          <w:rStyle w:val="VerbatimChar"/>
-        </w:rPr>
-        <w:t xml:space="preserve">group_by()</w:t>
-      </w:r>
-      <w:r>
-        <w:t xml:space="preserve">,</w:t>
-      </w:r>
-      <w:r>
-        <w:t xml:space="preserve"> </w:t>
-      </w:r>
-      <w:r>
-        <w:rPr>
-          <w:rStyle w:val="VerbatimChar"/>
-        </w:rPr>
-        <w:t xml:space="preserve">summarize()</w:t>
-      </w:r>
-      <w:r>
-        <w:t xml:space="preserve">, and</w:t>
-      </w:r>
-      <w:r>
-        <w:t xml:space="preserve"> </w:t>
-      </w:r>
-      <w:r>
-        <w:rPr>
-          <w:rStyle w:val="VerbatimChar"/>
-        </w:rPr>
-        <w:t xml:space="preserve">ggplot()</w:t>
-      </w:r>
-    </w:p>
-    <w:p>
-      <w:pPr>
-        <w:pStyle w:val="Compact"/>
-        <w:numPr>
-          <w:ilvl w:val="0"/>
-          <w:numId w:val="1021"/>
-        </w:numPr>
-      </w:pPr>
-      <w:r>
-        <w:rPr>
-          <w:rStyle w:val="VerbatimChar"/>
-        </w:rPr>
-        <w:t xml:space="preserve">pivot_wider()</w:t>
-      </w:r>
-      <w:r>
-        <w:t xml:space="preserve"> </w:t>
-      </w:r>
-      <w:r>
-        <w:t xml:space="preserve">does the reverse — builds a readable summary table from tidy data</w:t>
-      </w:r>
-    </w:p>
-    <w:p>
-      <w:pPr>
-        <w:pStyle w:val="Compact"/>
-        <w:numPr>
-          <w:ilvl w:val="0"/>
-          <w:numId w:val="1021"/>
-        </w:numPr>
-      </w:pPr>
-      <w:r>
-        <w:t xml:space="preserve">Seasonal data that</w:t>
-      </w:r>
-      <w:r>
-        <w:t xml:space="preserve"> </w:t>
-      </w:r>
-      <w:r>
-        <w:rPr>
-          <w:b/>
-          <w:bCs/>
-        </w:rPr>
-        <w:t xml:space="preserve">crosses the calendar year boundary</w:t>
-      </w:r>
-      <w:r>
-        <w:t xml:space="preserve"> </w:t>
-      </w:r>
-      <w:r>
-        <w:t xml:space="preserve">needs careful date logic</w:t>
-      </w:r>
-    </w:p>
-    <w:p>
-      <w:pPr>
-        <w:pStyle w:val="Compact"/>
-        <w:numPr>
-          <w:ilvl w:val="0"/>
-          <w:numId w:val="1021"/>
-        </w:numPr>
-      </w:pPr>
-      <w:r>
-        <w:rPr>
-          <w:rStyle w:val="VerbatimChar"/>
-        </w:rPr>
-        <w:t xml:space="preserve">slice_max()</w:t>
-      </w:r>
-      <w:r>
-        <w:t xml:space="preserve"> </w:t>
-      </w:r>
-      <w:r>
-        <w:t xml:space="preserve">pulls out the single extreme value per group — useful for</w:t>
-      </w:r>
-      <w:r>
-        <w:t xml:space="preserve"> </w:t>
-      </w:r>
-      <w:r>
-        <w:t xml:space="preserve">“ice-on/ice-off”</w:t>
-      </w:r>
-      <w:r>
-        <w:t xml:space="preserve"> </w:t>
-      </w:r>
-      <w:r>
-        <w:t xml:space="preserve">type questions</w:t>
-      </w:r>
-    </w:p>
-    <w:p>
-      <w:pPr>
-        <w:pStyle w:val="Compact"/>
-        <w:numPr>
-          <w:ilvl w:val="0"/>
-          <w:numId w:val="1021"/>
-        </w:numPr>
-      </w:pPr>
-      <w:r>
-        <w:t xml:space="preserve">The same</w:t>
-      </w:r>
-      <w:r>
-        <w:t xml:space="preserve"> </w:t>
-      </w:r>
-      <w:r>
-        <w:rPr>
-          <w:rStyle w:val="VerbatimChar"/>
-        </w:rPr>
-        <w:t xml:space="preserve">lm()</w:t>
-      </w:r>
-      <w:r>
-        <w:t xml:space="preserve"> </w:t>
-      </w:r>
-      <w:r>
-        <w:t xml:space="preserve">workflow from Lecture 12 applies to</w:t>
-      </w:r>
-      <w:r>
-        <w:t xml:space="preserve"> </w:t>
-      </w:r>
-      <w:r>
-        <w:rPr>
-          <w:i/>
-          <w:iCs/>
-        </w:rPr>
-        <w:t xml:space="preserve">any</w:t>
-      </w:r>
-      <w:r>
-        <w:t xml:space="preserve"> </w:t>
-      </w:r>
-      <w:r>
-        <w:t xml:space="preserve">time-indexed variable, including a yearly maximum</w:t>
-      </w:r>
-    </w:p>
-    <w:p>
-      <w:pPr>
-        <w:pStyle w:val="FirstParagraph"/>
-      </w:pPr>
-      <w:r>
-        <w:rPr>
-          <w:b/>
-          <w:bCs/>
-        </w:rPr>
-        <w:t xml:space="preserve">R skills:</w:t>
-      </w:r>
-    </w:p>
-    <w:p>
-      <w:pPr>
         <w:pStyle w:val="Compact"/>
         <w:numPr>
           <w:ilvl w:val="0"/>
@@ -11035,31 +10723,53 @@
         </w:numPr>
       </w:pPr>
       <w:r>
-        <w:rPr>
-          <w:rStyle w:val="VerbatimChar"/>
-        </w:rPr>
-        <w:t xml:space="preserve">read.table()</w:t>
-      </w:r>
-      <w:r>
-        <w:t xml:space="preserve"> </w:t>
-      </w:r>
-      <w:r>
-        <w:t xml:space="preserve">+</w:t>
-      </w:r>
-      <w:r>
-        <w:t xml:space="preserve"> </w:t>
-      </w:r>
-      <w:r>
-        <w:rPr>
-          <w:rStyle w:val="VerbatimChar"/>
-        </w:rPr>
-        <w:t xml:space="preserve">rownames_to_column()</w:t>
-      </w:r>
-      <w:r>
-        <w:t xml:space="preserve"> </w:t>
-      </w:r>
-      <w:r>
-        <w:t xml:space="preserve">for messy text files</w:t>
+        <w:t xml:space="preserve">Notice the</w:t>
+      </w:r>
+      <w:r>
+        <w:t xml:space="preserve"> </w:t>
+      </w:r>
+      <w:r>
+        <w:rPr>
+          <w:b/>
+          <w:bCs/>
+        </w:rPr>
+        <w:t xml:space="preserve">huge year-to-year scatter</w:t>
+      </w:r>
+    </w:p>
+    <w:p>
+      <w:pPr>
+        <w:pStyle w:val="Compact"/>
+        <w:numPr>
+          <w:ilvl w:val="1"/>
+          <w:numId w:val="1023"/>
+        </w:numPr>
+      </w:pPr>
+      <w:r>
+        <w:t xml:space="preserve">Great Lakes ice is famously variable</w:t>
+      </w:r>
+    </w:p>
+    <w:p>
+      <w:pPr>
+        <w:pStyle w:val="Compact"/>
+        <w:numPr>
+          <w:ilvl w:val="1"/>
+          <w:numId w:val="1023"/>
+        </w:numPr>
+      </w:pPr>
+      <w:r>
+        <w:t xml:space="preserve">driven by short-term weather — ENSO, the polar vortex</w:t>
+      </w:r>
+    </w:p>
+    <w:p>
+      <w:pPr>
+        <w:pStyle w:val="Compact"/>
+        <w:numPr>
+          <w:ilvl w:val="1"/>
+          <w:numId w:val="1023"/>
+        </w:numPr>
+      </w:pPr>
+      <w:r>
+        <w:t xml:space="preserve">not just a steady climate trend</w:t>
       </w:r>
     </w:p>
     <w:p>
@@ -11071,97 +10781,71 @@
         </w:numPr>
       </w:pPr>
       <w:r>
-        <w:rPr>
-          <w:rStyle w:val="VerbatimChar"/>
-        </w:rPr>
-        <w:t xml:space="preserve">pivot_longer()</w:t>
-      </w:r>
-      <w:r>
-        <w:t xml:space="preserve"> </w:t>
-      </w:r>
-      <w:r>
-        <w:t xml:space="preserve">/</w:t>
-      </w:r>
-      <w:r>
-        <w:t xml:space="preserve"> </w:t>
-      </w:r>
-      <w:r>
-        <w:rPr>
-          <w:rStyle w:val="VerbatimChar"/>
-        </w:rPr>
-        <w:t xml:space="preserve">pivot_wider()</w:t>
+        <w:t xml:space="preserve">This is real data</w:t>
       </w:r>
     </w:p>
     <w:p>
       <w:pPr>
         <w:pStyle w:val="Compact"/>
         <w:numPr>
-          <w:ilvl w:val="0"/>
-          <w:numId w:val="1022"/>
+          <w:ilvl w:val="1"/>
+          <w:numId w:val="1024"/>
         </w:numPr>
       </w:pPr>
       <w:r>
-        <w:rPr>
-          <w:rStyle w:val="VerbatimChar"/>
-        </w:rPr>
-        <w:t xml:space="preserve">str_starts()</w:t>
-      </w:r>
-      <w:r>
-        <w:t xml:space="preserve">,</w:t>
-      </w:r>
-      <w:r>
-        <w:t xml:space="preserve"> </w:t>
-      </w:r>
-      <w:r>
-        <w:rPr>
-          <w:rStyle w:val="VerbatimChar"/>
-        </w:rPr>
-        <w:t xml:space="preserve">if_else()</w:t>
-      </w:r>
-      <w:r>
-        <w:t xml:space="preserve">,</w:t>
-      </w:r>
-      <w:r>
-        <w:t xml:space="preserve"> </w:t>
-      </w:r>
-      <w:r>
-        <w:rPr>
-          <w:rStyle w:val="VerbatimChar"/>
-        </w:rPr>
-        <w:t xml:space="preserve">ymd()</w:t>
-      </w:r>
-      <w:r>
-        <w:t xml:space="preserve">,</w:t>
-      </w:r>
-      <w:r>
-        <w:t xml:space="preserve"> </w:t>
-      </w:r>
-      <w:r>
-        <w:rPr>
-          <w:rStyle w:val="VerbatimChar"/>
-        </w:rPr>
-        <w:t xml:space="preserve">update()</w:t>
-      </w:r>
-      <w:r>
-        <w:t xml:space="preserve"> </w:t>
-      </w:r>
-      <w:r>
-        <w:t xml:space="preserve">for date wrangling</w:t>
-      </w:r>
-    </w:p>
-    <w:p>
-      <w:pPr>
-        <w:pStyle w:val="Compact"/>
-        <w:numPr>
-          <w:ilvl w:val="0"/>
-          <w:numId w:val="1022"/>
-        </w:numPr>
-      </w:pPr>
-      <w:r>
-        <w:rPr>
-          <w:rStyle w:val="VerbatimChar"/>
-        </w:rPr>
-        <w:t xml:space="preserve">slice_max(order_by = ..., n = 1)</w:t>
+        <w:t xml:space="preserve">the story is messier, and more honest, than a clean line</w:t>
+      </w:r>
+    </w:p>
+    <w:bookmarkEnd w:id="84"/>
+    <w:bookmarkStart w:id="85" w:name="pause-do-activity-parts-79-now"/>
+    <w:p>
+      <w:pPr>
+        <w:pStyle w:val="Heading1"/>
+      </w:pPr>
+      <w:r>
+        <w:t xml:space="preserve">🛑 Pause — Do Activity Parts 7–9 Now</w:t>
+      </w:r>
+    </w:p>
+    <w:p>
+      <w:pPr>
+        <w:pStyle w:val="FirstParagraph"/>
+      </w:pPr>
+      <w:r>
+        <w:t xml:space="preserve">Build the spaghetti plot, pull each winter’s peak with</w:t>
+      </w:r>
+      <w:r>
+        <w:t xml:space="preserve"> </w:t>
+      </w:r>
+      <w:r>
+        <w:rPr>
+          <w:rStyle w:val="VerbatimChar"/>
+        </w:rPr>
+        <w:t xml:space="preserve">slice_max()</w:t>
+      </w:r>
+      <w:r>
+        <w:t xml:space="preserve">, and fit</w:t>
+      </w:r>
+      <w:r>
+        <w:t xml:space="preserve"> </w:t>
+      </w:r>
+      <w:r>
+        <w:rPr>
+          <w:rStyle w:val="VerbatimChar"/>
+        </w:rPr>
+        <w:t xml:space="preserve">lm(ice_cover ~ year)</w:t>
+      </w:r>
+      <w:r>
+        <w:t xml:space="preserve">. Predict the trend’s direction and significance before you run it.</w:t>
+      </w:r>
+    </w:p>
+    <w:bookmarkEnd w:id="85"/>
+    <w:bookmarkStart w:id="86" w:name="what-we-learned-today"/>
+    <w:p>
+      <w:pPr>
+        <w:pStyle w:val="Heading1"/>
+      </w:pPr>
+      <w:r>
+        <w:t xml:space="preserve">What We Learned Today</w:t>
       </w:r>
     </w:p>
     <w:p>
@@ -11173,88 +10857,7 @@
           <w:b/>
           <w:bCs/>
         </w:rPr>
-        <w:t xml:space="preserve">References:</w:t>
-      </w:r>
-    </w:p>
-    <w:p>
-      <w:pPr>
-        <w:pStyle w:val="Compact"/>
-        <w:numPr>
-          <w:ilvl w:val="0"/>
-          <w:numId w:val="1023"/>
-        </w:numPr>
-      </w:pPr>
-      <w:r>
-        <w:t xml:space="preserve">📖 R4DS Ch. 5 — Data tidying</w:t>
-      </w:r>
-    </w:p>
-    <w:p>
-      <w:pPr>
-        <w:pStyle w:val="Compact"/>
-        <w:numPr>
-          <w:ilvl w:val="0"/>
-          <w:numId w:val="1023"/>
-        </w:numPr>
-      </w:pPr>
-      <w:r>
-        <w:t xml:space="preserve">📖 R4DS Ch. 17 — Dates and times</w:t>
-      </w:r>
-    </w:p>
-    <w:p>
-      <w:pPr>
-        <w:pStyle w:val="Compact"/>
-        <w:numPr>
-          <w:ilvl w:val="0"/>
-          <w:numId w:val="1023"/>
-        </w:numPr>
-      </w:pPr>
-      <w:r>
-        <w:t xml:space="preserve">📖 Data Carpentry — R for Ecologists</w:t>
-      </w:r>
-    </w:p>
-    <w:p>
-      <w:pPr>
-        <w:pStyle w:val="FirstParagraph"/>
-      </w:pPr>
-      <w:r>
-        <w:rPr>
-          <w:b/>
-          <w:bCs/>
-        </w:rPr>
-        <w:t xml:space="preserve">Data source:</w:t>
-      </w:r>
-    </w:p>
-    <w:p>
-      <w:pPr>
-        <w:pStyle w:val="Compact"/>
-        <w:numPr>
-          <w:ilvl w:val="0"/>
-          <w:numId w:val="1024"/>
-        </w:numPr>
-      </w:pPr>
-      <w:r>
-        <w:t xml:space="preserve">NOAA-GLERL Great Lakes Ice Cover Database</w:t>
-      </w:r>
-      <w:r>
-        <w:br/>
-      </w:r>
-      <w:r>
-        <w:rPr>
-          <w:rStyle w:val="VerbatimChar"/>
-        </w:rPr>
-        <w:t xml:space="preserve">glerl.noaa.gov/data/ice</w:t>
-      </w:r>
-    </w:p>
-    <w:p>
-      <w:pPr>
-        <w:pStyle w:val="FirstParagraph"/>
-      </w:pPr>
-      <w:r>
-        <w:rPr>
-          <w:b/>
-          <w:bCs/>
-        </w:rPr>
-        <w:t xml:space="preserve">Up next — Extension (out of class):</w:t>
+        <w:t xml:space="preserve">Concepts:</w:t>
       </w:r>
     </w:p>
     <w:p>
@@ -11266,7 +10869,23 @@
         </w:numPr>
       </w:pPr>
       <w:r>
-        <w:t xml:space="preserve">Apply the same wide-to-long pivot workflow to a Great Lake of your choice</w:t>
+        <w:t xml:space="preserve">Real data is often</w:t>
+      </w:r>
+      <w:r>
+        <w:t xml:space="preserve"> </w:t>
+      </w:r>
+      <w:r>
+        <w:rPr>
+          <w:b/>
+          <w:bCs/>
+        </w:rPr>
+        <w:t xml:space="preserve">wide</w:t>
+      </w:r>
+      <w:r>
+        <w:t xml:space="preserve"> </w:t>
+      </w:r>
+      <w:r>
+        <w:t xml:space="preserve">— shaped for human eyes, not for R</w:t>
       </w:r>
     </w:p>
     <w:p>
@@ -11278,10 +10897,435 @@
         </w:numPr>
       </w:pPr>
       <w:r>
-        <w:t xml:space="preserve">Compare your lake’s maximum ice trend to Lake Superior’s, predicting first by hand</w:t>
-      </w:r>
-    </w:p>
-    <w:bookmarkEnd w:id="85"/>
+        <w:rPr>
+          <w:rStyle w:val="VerbatimChar"/>
+        </w:rPr>
+        <w:t xml:space="preserve">pivot_longer()</w:t>
+      </w:r>
+      <w:r>
+        <w:t xml:space="preserve"> </w:t>
+      </w:r>
+      <w:r>
+        <w:t xml:space="preserve">collapses many columns into key-value pairs, unlocking</w:t>
+      </w:r>
+      <w:r>
+        <w:t xml:space="preserve"> </w:t>
+      </w:r>
+      <w:r>
+        <w:rPr>
+          <w:rStyle w:val="VerbatimChar"/>
+        </w:rPr>
+        <w:t xml:space="preserve">group_by()</w:t>
+      </w:r>
+      <w:r>
+        <w:t xml:space="preserve"> </w:t>
+      </w:r>
+      <w:r>
+        <w:t xml:space="preserve">and</w:t>
+      </w:r>
+      <w:r>
+        <w:t xml:space="preserve"> </w:t>
+      </w:r>
+      <w:r>
+        <w:rPr>
+          <w:rStyle w:val="VerbatimChar"/>
+        </w:rPr>
+        <w:t xml:space="preserve">ggplot()</w:t>
+      </w:r>
+    </w:p>
+    <w:p>
+      <w:pPr>
+        <w:pStyle w:val="Compact"/>
+        <w:numPr>
+          <w:ilvl w:val="0"/>
+          <w:numId w:val="1025"/>
+        </w:numPr>
+      </w:pPr>
+      <w:r>
+        <w:rPr>
+          <w:rStyle w:val="VerbatimChar"/>
+        </w:rPr>
+        <w:t xml:space="preserve">pivot_wider()</w:t>
+      </w:r>
+      <w:r>
+        <w:t xml:space="preserve"> </w:t>
+      </w:r>
+      <w:r>
+        <w:t xml:space="preserve">does the reverse — builds a readable summary table from tidy data</w:t>
+      </w:r>
+    </w:p>
+    <w:p>
+      <w:pPr>
+        <w:pStyle w:val="Compact"/>
+        <w:numPr>
+          <w:ilvl w:val="0"/>
+          <w:numId w:val="1025"/>
+        </w:numPr>
+      </w:pPr>
+      <w:r>
+        <w:t xml:space="preserve">Seasonal data that</w:t>
+      </w:r>
+      <w:r>
+        <w:t xml:space="preserve"> </w:t>
+      </w:r>
+      <w:r>
+        <w:rPr>
+          <w:b/>
+          <w:bCs/>
+        </w:rPr>
+        <w:t xml:space="preserve">crosses the calendar year boundary</w:t>
+      </w:r>
+      <w:r>
+        <w:t xml:space="preserve"> </w:t>
+      </w:r>
+      <w:r>
+        <w:t xml:space="preserve">needs careful date logic</w:t>
+      </w:r>
+    </w:p>
+    <w:p>
+      <w:pPr>
+        <w:pStyle w:val="Compact"/>
+        <w:numPr>
+          <w:ilvl w:val="0"/>
+          <w:numId w:val="1025"/>
+        </w:numPr>
+      </w:pPr>
+      <w:r>
+        <w:rPr>
+          <w:rStyle w:val="VerbatimChar"/>
+        </w:rPr>
+        <w:t xml:space="preserve">slice_max()</w:t>
+      </w:r>
+      <w:r>
+        <w:t xml:space="preserve"> </w:t>
+      </w:r>
+      <w:r>
+        <w:t xml:space="preserve">pulls out the single extreme value per group — useful for</w:t>
+      </w:r>
+      <w:r>
+        <w:t xml:space="preserve"> </w:t>
+      </w:r>
+      <w:r>
+        <w:t xml:space="preserve">“ice-on/ice-off”</w:t>
+      </w:r>
+      <w:r>
+        <w:t xml:space="preserve"> </w:t>
+      </w:r>
+      <w:r>
+        <w:t xml:space="preserve">type questions</w:t>
+      </w:r>
+    </w:p>
+    <w:p>
+      <w:pPr>
+        <w:pStyle w:val="Compact"/>
+        <w:numPr>
+          <w:ilvl w:val="0"/>
+          <w:numId w:val="1025"/>
+        </w:numPr>
+      </w:pPr>
+      <w:r>
+        <w:t xml:space="preserve">The same</w:t>
+      </w:r>
+      <w:r>
+        <w:t xml:space="preserve"> </w:t>
+      </w:r>
+      <w:r>
+        <w:rPr>
+          <w:rStyle w:val="VerbatimChar"/>
+        </w:rPr>
+        <w:t xml:space="preserve">lm()</w:t>
+      </w:r>
+      <w:r>
+        <w:t xml:space="preserve"> </w:t>
+      </w:r>
+      <w:r>
+        <w:t xml:space="preserve">workflow applies to</w:t>
+      </w:r>
+      <w:r>
+        <w:t xml:space="preserve"> </w:t>
+      </w:r>
+      <w:r>
+        <w:rPr>
+          <w:i/>
+          <w:iCs/>
+        </w:rPr>
+        <w:t xml:space="preserve">any</w:t>
+      </w:r>
+      <w:r>
+        <w:t xml:space="preserve"> </w:t>
+      </w:r>
+      <w:r>
+        <w:t xml:space="preserve">time-indexed variable</w:t>
+      </w:r>
+    </w:p>
+    <w:p>
+      <w:pPr>
+        <w:pStyle w:val="FirstParagraph"/>
+      </w:pPr>
+      <w:r>
+        <w:rPr>
+          <w:b/>
+          <w:bCs/>
+        </w:rPr>
+        <w:t xml:space="preserve">R skills:</w:t>
+      </w:r>
+    </w:p>
+    <w:p>
+      <w:pPr>
+        <w:pStyle w:val="Compact"/>
+        <w:numPr>
+          <w:ilvl w:val="0"/>
+          <w:numId w:val="1026"/>
+        </w:numPr>
+      </w:pPr>
+      <w:r>
+        <w:rPr>
+          <w:rStyle w:val="VerbatimChar"/>
+        </w:rPr>
+        <w:t xml:space="preserve">read.table()</w:t>
+      </w:r>
+      <w:r>
+        <w:t xml:space="preserve"> </w:t>
+      </w:r>
+      <w:r>
+        <w:t xml:space="preserve">+</w:t>
+      </w:r>
+      <w:r>
+        <w:t xml:space="preserve"> </w:t>
+      </w:r>
+      <w:r>
+        <w:rPr>
+          <w:rStyle w:val="VerbatimChar"/>
+        </w:rPr>
+        <w:t xml:space="preserve">rownames_to_column()</w:t>
+      </w:r>
+      <w:r>
+        <w:t xml:space="preserve"> </w:t>
+      </w:r>
+      <w:r>
+        <w:t xml:space="preserve">for messy text files</w:t>
+      </w:r>
+    </w:p>
+    <w:p>
+      <w:pPr>
+        <w:pStyle w:val="Compact"/>
+        <w:numPr>
+          <w:ilvl w:val="0"/>
+          <w:numId w:val="1026"/>
+        </w:numPr>
+      </w:pPr>
+      <w:r>
+        <w:rPr>
+          <w:rStyle w:val="VerbatimChar"/>
+        </w:rPr>
+        <w:t xml:space="preserve">pivot_longer()</w:t>
+      </w:r>
+      <w:r>
+        <w:t xml:space="preserve"> </w:t>
+      </w:r>
+      <w:r>
+        <w:t xml:space="preserve">/</w:t>
+      </w:r>
+      <w:r>
+        <w:t xml:space="preserve"> </w:t>
+      </w:r>
+      <w:r>
+        <w:rPr>
+          <w:rStyle w:val="VerbatimChar"/>
+        </w:rPr>
+        <w:t xml:space="preserve">pivot_wider()</w:t>
+      </w:r>
+    </w:p>
+    <w:p>
+      <w:pPr>
+        <w:pStyle w:val="Compact"/>
+        <w:numPr>
+          <w:ilvl w:val="0"/>
+          <w:numId w:val="1026"/>
+        </w:numPr>
+      </w:pPr>
+      <w:r>
+        <w:rPr>
+          <w:rStyle w:val="VerbatimChar"/>
+        </w:rPr>
+        <w:t xml:space="preserve">str_starts()</w:t>
+      </w:r>
+      <w:r>
+        <w:t xml:space="preserve">,</w:t>
+      </w:r>
+      <w:r>
+        <w:t xml:space="preserve"> </w:t>
+      </w:r>
+      <w:r>
+        <w:rPr>
+          <w:rStyle w:val="VerbatimChar"/>
+        </w:rPr>
+        <w:t xml:space="preserve">if_else()</w:t>
+      </w:r>
+      <w:r>
+        <w:t xml:space="preserve">,</w:t>
+      </w:r>
+      <w:r>
+        <w:t xml:space="preserve"> </w:t>
+      </w:r>
+      <w:r>
+        <w:rPr>
+          <w:rStyle w:val="VerbatimChar"/>
+        </w:rPr>
+        <w:t xml:space="preserve">ymd()</w:t>
+      </w:r>
+      <w:r>
+        <w:t xml:space="preserve">,</w:t>
+      </w:r>
+      <w:r>
+        <w:t xml:space="preserve"> </w:t>
+      </w:r>
+      <w:r>
+        <w:rPr>
+          <w:rStyle w:val="VerbatimChar"/>
+        </w:rPr>
+        <w:t xml:space="preserve">update()</w:t>
+      </w:r>
+      <w:r>
+        <w:t xml:space="preserve"> </w:t>
+      </w:r>
+      <w:r>
+        <w:t xml:space="preserve">for date wrangling</w:t>
+      </w:r>
+    </w:p>
+    <w:p>
+      <w:pPr>
+        <w:pStyle w:val="Compact"/>
+        <w:numPr>
+          <w:ilvl w:val="0"/>
+          <w:numId w:val="1026"/>
+        </w:numPr>
+      </w:pPr>
+      <w:r>
+        <w:rPr>
+          <w:rStyle w:val="VerbatimChar"/>
+        </w:rPr>
+        <w:t xml:space="preserve">slice_max(order_by = ..., n = 1)</w:t>
+      </w:r>
+    </w:p>
+    <w:p>
+      <w:pPr>
+        <w:pStyle w:val="FirstParagraph"/>
+      </w:pPr>
+      <w:r>
+        <w:rPr>
+          <w:b/>
+          <w:bCs/>
+        </w:rPr>
+        <w:t xml:space="preserve">References:</w:t>
+      </w:r>
+    </w:p>
+    <w:p>
+      <w:pPr>
+        <w:pStyle w:val="Compact"/>
+        <w:numPr>
+          <w:ilvl w:val="0"/>
+          <w:numId w:val="1027"/>
+        </w:numPr>
+      </w:pPr>
+      <w:r>
+        <w:t xml:space="preserve">📖 R4DS Ch. 5 — Data tidying</w:t>
+      </w:r>
+    </w:p>
+    <w:p>
+      <w:pPr>
+        <w:pStyle w:val="Compact"/>
+        <w:numPr>
+          <w:ilvl w:val="0"/>
+          <w:numId w:val="1027"/>
+        </w:numPr>
+      </w:pPr>
+      <w:r>
+        <w:t xml:space="preserve">📖 R4DS Ch. 17 — Dates and times</w:t>
+      </w:r>
+    </w:p>
+    <w:p>
+      <w:pPr>
+        <w:pStyle w:val="Compact"/>
+        <w:numPr>
+          <w:ilvl w:val="0"/>
+          <w:numId w:val="1027"/>
+        </w:numPr>
+      </w:pPr>
+      <w:r>
+        <w:t xml:space="preserve">📖 Data Carpentry — R for Ecologists</w:t>
+      </w:r>
+    </w:p>
+    <w:p>
+      <w:pPr>
+        <w:pStyle w:val="FirstParagraph"/>
+      </w:pPr>
+      <w:r>
+        <w:rPr>
+          <w:b/>
+          <w:bCs/>
+        </w:rPr>
+        <w:t xml:space="preserve">Data source:</w:t>
+      </w:r>
+    </w:p>
+    <w:p>
+      <w:pPr>
+        <w:pStyle w:val="Compact"/>
+        <w:numPr>
+          <w:ilvl w:val="0"/>
+          <w:numId w:val="1028"/>
+        </w:numPr>
+      </w:pPr>
+      <w:r>
+        <w:t xml:space="preserve">NOAA-GLERL Great Lakes Ice Cover Database</w:t>
+      </w:r>
+      <w:r>
+        <w:br/>
+      </w:r>
+      <w:r>
+        <w:rPr>
+          <w:rStyle w:val="VerbatimChar"/>
+        </w:rPr>
+        <w:t xml:space="preserve">glerl.noaa.gov/data/ice</w:t>
+      </w:r>
+    </w:p>
+    <w:p>
+      <w:pPr>
+        <w:pStyle w:val="FirstParagraph"/>
+      </w:pPr>
+      <w:r>
+        <w:rPr>
+          <w:b/>
+          <w:bCs/>
+        </w:rPr>
+        <w:t xml:space="preserve">Up next — Extension (out of class):</w:t>
+      </w:r>
+    </w:p>
+    <w:p>
+      <w:pPr>
+        <w:pStyle w:val="Compact"/>
+        <w:numPr>
+          <w:ilvl w:val="0"/>
+          <w:numId w:val="1029"/>
+        </w:numPr>
+      </w:pPr>
+      <w:r>
+        <w:t xml:space="preserve">The same pivot workflow on a Great Lake of your choice</w:t>
+      </w:r>
+    </w:p>
+    <w:p>
+      <w:pPr>
+        <w:pStyle w:val="Compact"/>
+        <w:numPr>
+          <w:ilvl w:val="0"/>
+          <w:numId w:val="1029"/>
+        </w:numPr>
+      </w:pPr>
+      <w:r>
+        <w:t xml:space="preserve">Compare its maximum ice trend to Lake Superior’s</w:t>
+      </w:r>
+    </w:p>
+    <w:bookmarkEnd w:id="86"/>
     <w:sectPr>
       <w:pgSz w:h="15840" w:w="12240"/>
       <w:pgMar w:bottom="720" w:footer="432" w:gutter="0" w:header="432" w:left="720" w:right="1008" w:top="720"/>
@@ -11684,6 +11728,18 @@
     <w:abstractNumId w:val="991"/>
   </w:num>
   <w:num w:numId="1025">
+    <w:abstractNumId w:val="991"/>
+  </w:num>
+  <w:num w:numId="1026">
+    <w:abstractNumId w:val="991"/>
+  </w:num>
+  <w:num w:numId="1027">
+    <w:abstractNumId w:val="991"/>
+  </w:num>
+  <w:num w:numId="1028">
+    <w:abstractNumId w:val="991"/>
+  </w:num>
+  <w:num w:numId="1029">
     <w:abstractNumId w:val="991"/>
   </w:num>
 </w:numbering>

--- a/docs/content/pivoting/pivoting_lecture.docx
+++ b/docs/content/pivoting/pivoting_lecture.docx
@@ -31,7 +31,7 @@
         <w:pStyle w:val="Date"/>
       </w:pPr>
       <w:r>
-        <w:t xml:space="preserve">2026-10-05</w:t>
+        <w:t xml:space="preserve">2026-10-08</w:t>
       </w:r>
     </w:p>
     <w:bookmarkStart w:id="12" w:name="where-we-left-off-lecture-14"/>
@@ -180,7 +180,7 @@
                     <a:graphicData uri="http://schemas.openxmlformats.org/drawingml/2006/picture">
                       <pic:pic>
                         <pic:nvPicPr>
-                          <pic:cNvPr descr="/opt/quarto/share/formats/docx/note.png" id="11" name="Picture"/>
+                          <pic:cNvPr descr="/Applications/Positron.app/Contents/Resources/app/quarto/share/formats/docx/note.png" id="11" name="Picture"/>
                           <pic:cNvPicPr>
                             <a:picLocks noChangeArrowheads="1" noChangeAspect="1"/>
                           </pic:cNvPicPr>
@@ -562,7 +562,7 @@
                     <a:graphicData uri="http://schemas.openxmlformats.org/drawingml/2006/picture">
                       <pic:pic>
                         <pic:nvPicPr>
-                          <pic:cNvPr descr="/opt/quarto/share/formats/docx/tip.png" id="15" name="Picture"/>
+                          <pic:cNvPr descr="/Applications/Positron.app/Contents/Resources/app/quarto/share/formats/docx/tip.png" id="15" name="Picture"/>
                           <pic:cNvPicPr>
                             <a:picLocks noChangeArrowheads="1" noChangeAspect="1"/>
                           </pic:cNvPicPr>
@@ -938,7 +938,7 @@
                     <a:graphicData uri="http://schemas.openxmlformats.org/drawingml/2006/picture">
                       <pic:pic>
                         <pic:nvPicPr>
-                          <pic:cNvPr descr="/opt/quarto/share/formats/docx/note.png" id="21" name="Picture"/>
+                          <pic:cNvPr descr="/Applications/Positron.app/Contents/Resources/app/quarto/share/formats/docx/note.png" id="21" name="Picture"/>
                           <pic:cNvPicPr>
                             <a:picLocks noChangeArrowheads="1" noChangeAspect="1"/>
                           </pic:cNvPicPr>
@@ -1230,7 +1230,7 @@
                     <a:graphicData uri="http://schemas.openxmlformats.org/drawingml/2006/picture">
                       <pic:pic>
                         <pic:nvPicPr>
-                          <pic:cNvPr descr="/opt/quarto/share/formats/docx/tip.png" id="24" name="Picture"/>
+                          <pic:cNvPr descr="/Applications/Positron.app/Contents/Resources/app/quarto/share/formats/docx/tip.png" id="24" name="Picture"/>
                           <pic:cNvPicPr>
                             <a:picLocks noChangeArrowheads="1" noChangeAspect="1"/>
                           </pic:cNvPicPr>
@@ -1465,7 +1465,7 @@
                     <a:graphicData uri="http://schemas.openxmlformats.org/drawingml/2006/picture">
                       <pic:pic>
                         <pic:nvPicPr>
-                          <pic:cNvPr descr="/opt/quarto/share/formats/docx/important.png" id="28" name="Picture"/>
+                          <pic:cNvPr descr="/Applications/Positron.app/Contents/Resources/app/quarto/share/formats/docx/important.png" id="28" name="Picture"/>
                           <pic:cNvPicPr>
                             <a:picLocks noChangeArrowheads="1" noChangeAspect="1"/>
                           </pic:cNvPicPr>
@@ -1674,7 +1674,7 @@
                     <a:graphicData uri="http://schemas.openxmlformats.org/drawingml/2006/picture">
                       <pic:pic>
                         <pic:nvPicPr>
-                          <pic:cNvPr descr="/opt/quarto/share/formats/docx/note.png" id="34" name="Picture"/>
+                          <pic:cNvPr descr="/Applications/Positron.app/Contents/Resources/app/quarto/share/formats/docx/note.png" id="34" name="Picture"/>
                           <pic:cNvPicPr>
                             <a:picLocks noChangeArrowheads="1" noChangeAspect="1"/>
                           </pic:cNvPicPr>
@@ -2735,7 +2735,7 @@
                     <a:graphicData uri="http://schemas.openxmlformats.org/drawingml/2006/picture">
                       <pic:pic>
                         <pic:nvPicPr>
-                          <pic:cNvPr descr="/opt/quarto/share/formats/docx/important.png" id="37" name="Picture"/>
+                          <pic:cNvPr descr="/Applications/Positron.app/Contents/Resources/app/quarto/share/formats/docx/important.png" id="37" name="Picture"/>
                           <pic:cNvPicPr>
                             <a:picLocks noChangeArrowheads="1" noChangeAspect="1"/>
                           </pic:cNvPicPr>
@@ -2987,7 +2987,7 @@
                     <a:graphicData uri="http://schemas.openxmlformats.org/drawingml/2006/picture">
                       <pic:pic>
                         <pic:nvPicPr>
-                          <pic:cNvPr descr="/opt/quarto/share/formats/docx/tip.png" id="41" name="Picture"/>
+                          <pic:cNvPr descr="/Applications/Positron.app/Contents/Resources/app/quarto/share/formats/docx/tip.png" id="41" name="Picture"/>
                           <pic:cNvPicPr>
                             <a:picLocks noChangeArrowheads="1" noChangeAspect="1"/>
                           </pic:cNvPicPr>
@@ -3132,7 +3132,7 @@
                     <a:graphicData uri="http://schemas.openxmlformats.org/drawingml/2006/picture">
                       <pic:pic>
                         <pic:nvPicPr>
-                          <pic:cNvPr descr="/opt/quarto/share/formats/docx/note.png" id="44" name="Picture"/>
+                          <pic:cNvPr descr="/Applications/Positron.app/Contents/Resources/app/quarto/share/formats/docx/note.png" id="44" name="Picture"/>
                           <pic:cNvPicPr>
                             <a:picLocks noChangeArrowheads="1" noChangeAspect="1"/>
                           </pic:cNvPicPr>
@@ -4124,7 +4124,7 @@
                     <a:graphicData uri="http://schemas.openxmlformats.org/drawingml/2006/picture">
                       <pic:pic>
                         <pic:nvPicPr>
-                          <pic:cNvPr descr="/opt/quarto/share/formats/docx/tip.png" id="47" name="Picture"/>
+                          <pic:cNvPr descr="/Applications/Positron.app/Contents/Resources/app/quarto/share/formats/docx/tip.png" id="47" name="Picture"/>
                           <pic:cNvPicPr>
                             <a:picLocks noChangeArrowheads="1" noChangeAspect="1"/>
                           </pic:cNvPicPr>
@@ -4756,7 +4756,7 @@
                     <a:graphicData uri="http://schemas.openxmlformats.org/drawingml/2006/picture">
                       <pic:pic>
                         <pic:nvPicPr>
-                          <pic:cNvPr descr="/opt/quarto/share/formats/docx/tip.png" id="50" name="Picture"/>
+                          <pic:cNvPr descr="/Applications/Positron.app/Contents/Resources/app/quarto/share/formats/docx/tip.png" id="50" name="Picture"/>
                           <pic:cNvPicPr>
                             <a:picLocks noChangeArrowheads="1" noChangeAspect="1"/>
                           </pic:cNvPicPr>
@@ -5720,7 +5720,7 @@
                     <a:graphicData uri="http://schemas.openxmlformats.org/drawingml/2006/picture">
                       <pic:pic>
                         <pic:nvPicPr>
-                          <pic:cNvPr descr="/opt/quarto/share/formats/docx/tip.png" id="55" name="Picture"/>
+                          <pic:cNvPr descr="/Applications/Positron.app/Contents/Resources/app/quarto/share/formats/docx/tip.png" id="55" name="Picture"/>
                           <pic:cNvPicPr>
                             <a:picLocks noChangeArrowheads="1" noChangeAspect="1"/>
                           </pic:cNvPicPr>
@@ -7016,7 +7016,7 @@
                     <a:graphicData uri="http://schemas.openxmlformats.org/drawingml/2006/picture">
                       <pic:pic>
                         <pic:nvPicPr>
-                          <pic:cNvPr descr="/opt/quarto/share/formats/docx/important.png" id="60" name="Picture"/>
+                          <pic:cNvPr descr="/Applications/Positron.app/Contents/Resources/app/quarto/share/formats/docx/important.png" id="60" name="Picture"/>
                           <pic:cNvPicPr>
                             <a:picLocks noChangeArrowheads="1" noChangeAspect="1"/>
                           </pic:cNvPicPr>
@@ -7244,7 +7244,7 @@
                     <a:graphicData uri="http://schemas.openxmlformats.org/drawingml/2006/picture">
                       <pic:pic>
                         <pic:nvPicPr>
-                          <pic:cNvPr descr="/opt/quarto/share/formats/docx/tip.png" id="64" name="Picture"/>
+                          <pic:cNvPr descr="/Applications/Positron.app/Contents/Resources/app/quarto/share/formats/docx/tip.png" id="64" name="Picture"/>
                           <pic:cNvPicPr>
                             <a:picLocks noChangeArrowheads="1" noChangeAspect="1"/>
                           </pic:cNvPicPr>
@@ -9037,7 +9037,7 @@
       <w:r>
         <w:drawing>
           <wp:inline>
-            <wp:extent cx="2286000" cy="2286000"/>
+            <wp:extent cx="2286000" cy="1981200"/>
             <wp:effectExtent b="0" l="0" r="0" t="0"/>
             <wp:docPr descr="" title="" id="72" name="Picture"/>
             <a:graphic>
@@ -9058,7 +9058,7 @@
                   <pic:spPr bwMode="auto">
                     <a:xfrm>
                       <a:off x="0" y="0"/>
-                      <a:ext cx="2286000" cy="2286000"/>
+                      <a:ext cx="2286000" cy="1981200"/>
                     </a:xfrm>
                     <a:prstGeom prst="rect">
                       <a:avLst/>
@@ -9218,7 +9218,7 @@
                     <a:graphicData uri="http://schemas.openxmlformats.org/drawingml/2006/picture">
                       <pic:pic>
                         <pic:nvPicPr>
-                          <pic:cNvPr descr="/opt/quarto/share/formats/docx/note.png" id="76" name="Picture"/>
+                          <pic:cNvPr descr="/Applications/Positron.app/Contents/Resources/app/quarto/share/formats/docx/note.png" id="76" name="Picture"/>
                           <pic:cNvPicPr>
                             <a:picLocks noChangeArrowheads="1" noChangeAspect="1"/>
                           </pic:cNvPicPr>
@@ -9810,7 +9810,7 @@
                     <a:graphicData uri="http://schemas.openxmlformats.org/drawingml/2006/picture">
                       <pic:pic>
                         <pic:nvPicPr>
-                          <pic:cNvPr descr="/opt/quarto/share/formats/docx/note.png" id="79" name="Picture"/>
+                          <pic:cNvPr descr="/Applications/Positron.app/Contents/Resources/app/quarto/share/formats/docx/note.png" id="79" name="Picture"/>
                           <pic:cNvPicPr>
                             <a:picLocks noChangeArrowheads="1" noChangeAspect="1"/>
                           </pic:cNvPicPr>
@@ -10674,7 +10674,7 @@
       <w:r>
         <w:drawing>
           <wp:inline>
-            <wp:extent cx="2286000" cy="2286000"/>
+            <wp:extent cx="2286000" cy="2590800"/>
             <wp:effectExtent b="0" l="0" r="0" t="0"/>
             <wp:docPr descr="" title="" id="82" name="Picture"/>
             <a:graphic>
@@ -10695,7 +10695,7 @@
                   <pic:spPr bwMode="auto">
                     <a:xfrm>
                       <a:off x="0" y="0"/>
-                      <a:ext cx="2286000" cy="2286000"/>
+                      <a:ext cx="2286000" cy="2590800"/>
                     </a:xfrm>
                     <a:prstGeom prst="rect">
                       <a:avLst/>

--- a/docs/content/pivoting/pivoting_lecture.docx
+++ b/docs/content/pivoting/pivoting_lecture.docx
@@ -31,7 +31,7 @@
         <w:pStyle w:val="Date"/>
       </w:pPr>
       <w:r>
-        <w:t xml:space="preserve">2026-10-08</w:t>
+        <w:t xml:space="preserve">2026-10-09</w:t>
       </w:r>
     </w:p>
     <w:bookmarkStart w:id="12" w:name="where-we-left-off-lecture-14"/>

--- a/docs/content/pivoting/pivoting_lecture.docx
+++ b/docs/content/pivoting/pivoting_lecture.docx
@@ -31,7 +31,7 @@
         <w:pStyle w:val="Date"/>
       </w:pPr>
       <w:r>
-        <w:t xml:space="preserve">2026-10-09</w:t>
+        <w:t xml:space="preserve">2026-10-19</w:t>
       </w:r>
     </w:p>
     <w:bookmarkStart w:id="12" w:name="where-we-left-off-lecture-14"/>
@@ -10277,6 +10277,58 @@
         <w:t xml:space="preserve">to decide if the trend is real</w:t>
       </w:r>
     </w:p>
+    <w:p>
+      <w:pPr>
+        <w:pStyle w:val="Compact"/>
+        <w:numPr>
+          <w:ilvl w:val="0"/>
+          <w:numId w:val="1021"/>
+        </w:numPr>
+      </w:pPr>
+      <w:r>
+        <w:t xml:space="preserve">Then read the</w:t>
+      </w:r>
+      <w:r>
+        <w:t xml:space="preserve"> </w:t>
+      </w:r>
+      <w:r>
+        <w:rPr>
+          <w:b/>
+          <w:bCs/>
+        </w:rPr>
+        <w:t xml:space="preserve">R²</w:t>
+      </w:r>
+      <w:r>
+        <w:t xml:space="preserve"> </w:t>
+      </w:r>
+      <w:r>
+        <w:t xml:space="preserve">— it is small here</w:t>
+      </w:r>
+    </w:p>
+    <w:p>
+      <w:pPr>
+        <w:pStyle w:val="Compact"/>
+        <w:numPr>
+          <w:ilvl w:val="1"/>
+          <w:numId w:val="1022"/>
+        </w:numPr>
+      </w:pPr>
+      <w:r>
+        <w:t xml:space="preserve">the trend is real, and it explains only a slice of the variation</w:t>
+      </w:r>
+    </w:p>
+    <w:p>
+      <w:pPr>
+        <w:pStyle w:val="Compact"/>
+        <w:numPr>
+          <w:ilvl w:val="1"/>
+          <w:numId w:val="1022"/>
+        </w:numPr>
+      </w:pPr>
+      <w:r>
+        <w:t xml:space="preserve">both numbers, or you have told half the story</w:t>
+      </w:r>
+    </w:p>
     <w:bookmarkEnd w:id="80"/>
     <w:bookmarkStart w:id="84" w:name="plot-the-trend"/>
     <w:p>
@@ -10719,7 +10771,7 @@
         <w:pStyle w:val="Compact"/>
         <w:numPr>
           <w:ilvl w:val="0"/>
-          <w:numId w:val="1022"/>
+          <w:numId w:val="1023"/>
         </w:numPr>
       </w:pPr>
       <w:r>
@@ -10734,54 +10786,6 @@
           <w:bCs/>
         </w:rPr>
         <w:t xml:space="preserve">huge year-to-year scatter</w:t>
-      </w:r>
-    </w:p>
-    <w:p>
-      <w:pPr>
-        <w:pStyle w:val="Compact"/>
-        <w:numPr>
-          <w:ilvl w:val="1"/>
-          <w:numId w:val="1023"/>
-        </w:numPr>
-      </w:pPr>
-      <w:r>
-        <w:t xml:space="preserve">Great Lakes ice is famously variable</w:t>
-      </w:r>
-    </w:p>
-    <w:p>
-      <w:pPr>
-        <w:pStyle w:val="Compact"/>
-        <w:numPr>
-          <w:ilvl w:val="1"/>
-          <w:numId w:val="1023"/>
-        </w:numPr>
-      </w:pPr>
-      <w:r>
-        <w:t xml:space="preserve">driven by short-term weather — ENSO, the polar vortex</w:t>
-      </w:r>
-    </w:p>
-    <w:p>
-      <w:pPr>
-        <w:pStyle w:val="Compact"/>
-        <w:numPr>
-          <w:ilvl w:val="1"/>
-          <w:numId w:val="1023"/>
-        </w:numPr>
-      </w:pPr>
-      <w:r>
-        <w:t xml:space="preserve">not just a steady climate trend</w:t>
-      </w:r>
-    </w:p>
-    <w:p>
-      <w:pPr>
-        <w:pStyle w:val="Compact"/>
-        <w:numPr>
-          <w:ilvl w:val="0"/>
-          <w:numId w:val="1022"/>
-        </w:numPr>
-      </w:pPr>
-      <w:r>
-        <w:t xml:space="preserve">This is real data</w:t>
       </w:r>
     </w:p>
     <w:p>
@@ -10793,71 +10797,31 @@
         </w:numPr>
       </w:pPr>
       <w:r>
-        <w:t xml:space="preserve">the story is messier, and more honest, than a clean line</w:t>
-      </w:r>
-    </w:p>
-    <w:bookmarkEnd w:id="84"/>
-    <w:bookmarkStart w:id="85" w:name="pause-do-activity-parts-79-now"/>
-    <w:p>
-      <w:pPr>
-        <w:pStyle w:val="Heading1"/>
-      </w:pPr>
-      <w:r>
-        <w:t xml:space="preserve">🛑 Pause — Do Activity Parts 7–9 Now</w:t>
-      </w:r>
-    </w:p>
-    <w:p>
-      <w:pPr>
-        <w:pStyle w:val="FirstParagraph"/>
-      </w:pPr>
-      <w:r>
-        <w:t xml:space="preserve">Build the spaghetti plot, pull each winter’s peak with</w:t>
-      </w:r>
-      <w:r>
-        <w:t xml:space="preserve"> </w:t>
-      </w:r>
-      <w:r>
-        <w:rPr>
-          <w:rStyle w:val="VerbatimChar"/>
-        </w:rPr>
-        <w:t xml:space="preserve">slice_max()</w:t>
-      </w:r>
-      <w:r>
-        <w:t xml:space="preserve">, and fit</w:t>
-      </w:r>
-      <w:r>
-        <w:t xml:space="preserve"> </w:t>
-      </w:r>
-      <w:r>
-        <w:rPr>
-          <w:rStyle w:val="VerbatimChar"/>
-        </w:rPr>
-        <w:t xml:space="preserve">lm(ice_cover ~ year)</w:t>
-      </w:r>
-      <w:r>
-        <w:t xml:space="preserve">. Predict the trend’s direction and significance before you run it.</w:t>
-      </w:r>
-    </w:p>
-    <w:bookmarkEnd w:id="85"/>
-    <w:bookmarkStart w:id="86" w:name="what-we-learned-today"/>
-    <w:p>
-      <w:pPr>
-        <w:pStyle w:val="Heading1"/>
-      </w:pPr>
-      <w:r>
-        <w:t xml:space="preserve">What We Learned Today</w:t>
-      </w:r>
-    </w:p>
-    <w:p>
-      <w:pPr>
-        <w:pStyle w:val="FirstParagraph"/>
-      </w:pPr>
-      <w:r>
-        <w:rPr>
-          <w:b/>
-          <w:bCs/>
-        </w:rPr>
-        <w:t xml:space="preserve">Concepts:</w:t>
+        <w:t xml:space="preserve">Great Lakes ice is famously variable</w:t>
+      </w:r>
+    </w:p>
+    <w:p>
+      <w:pPr>
+        <w:pStyle w:val="Compact"/>
+        <w:numPr>
+          <w:ilvl w:val="1"/>
+          <w:numId w:val="1024"/>
+        </w:numPr>
+      </w:pPr>
+      <w:r>
+        <w:t xml:space="preserve">driven by short-term weather — ENSO, the polar vortex</w:t>
+      </w:r>
+    </w:p>
+    <w:p>
+      <w:pPr>
+        <w:pStyle w:val="Compact"/>
+        <w:numPr>
+          <w:ilvl w:val="1"/>
+          <w:numId w:val="1024"/>
+        </w:numPr>
+      </w:pPr>
+      <w:r>
+        <w:t xml:space="preserve">not just a steady climate trend</w:t>
       </w:r>
     </w:p>
     <w:p>
@@ -10865,209 +10829,87 @@
         <w:pStyle w:val="Compact"/>
         <w:numPr>
           <w:ilvl w:val="0"/>
+          <w:numId w:val="1023"/>
+        </w:numPr>
+      </w:pPr>
+      <w:r>
+        <w:t xml:space="preserve">This is real data</w:t>
+      </w:r>
+    </w:p>
+    <w:p>
+      <w:pPr>
+        <w:pStyle w:val="Compact"/>
+        <w:numPr>
+          <w:ilvl w:val="1"/>
           <w:numId w:val="1025"/>
         </w:numPr>
       </w:pPr>
       <w:r>
-        <w:t xml:space="preserve">Real data is often</w:t>
-      </w:r>
-      <w:r>
-        <w:t xml:space="preserve"> </w:t>
-      </w:r>
+        <w:t xml:space="preserve">the story is messier, and more honest, than a clean line</w:t>
+      </w:r>
+    </w:p>
+    <w:bookmarkEnd w:id="84"/>
+    <w:bookmarkStart w:id="85" w:name="pause-do-activity-parts-79-now"/>
+    <w:p>
+      <w:pPr>
+        <w:pStyle w:val="Heading1"/>
+      </w:pPr>
+      <w:r>
+        <w:t xml:space="preserve">🛑 Pause — Do Activity Parts 7–9 Now</w:t>
+      </w:r>
+    </w:p>
+    <w:p>
+      <w:pPr>
+        <w:pStyle w:val="FirstParagraph"/>
+      </w:pPr>
+      <w:r>
+        <w:t xml:space="preserve">Build the spaghetti plot, pull each winter’s peak with</w:t>
+      </w:r>
+      <w:r>
+        <w:t xml:space="preserve"> </w:t>
+      </w:r>
+      <w:r>
+        <w:rPr>
+          <w:rStyle w:val="VerbatimChar"/>
+        </w:rPr>
+        <w:t xml:space="preserve">slice_max()</w:t>
+      </w:r>
+      <w:r>
+        <w:t xml:space="preserve">, and fit</w:t>
+      </w:r>
+      <w:r>
+        <w:t xml:space="preserve"> </w:t>
+      </w:r>
+      <w:r>
+        <w:rPr>
+          <w:rStyle w:val="VerbatimChar"/>
+        </w:rPr>
+        <w:t xml:space="preserve">lm(ice_cover ~ year)</w:t>
+      </w:r>
+      <w:r>
+        <w:t xml:space="preserve">. Predict the trend’s direction and significance before you run it.</w:t>
+      </w:r>
+    </w:p>
+    <w:bookmarkEnd w:id="85"/>
+    <w:bookmarkStart w:id="86" w:name="what-we-learned-today"/>
+    <w:p>
+      <w:pPr>
+        <w:pStyle w:val="Heading1"/>
+      </w:pPr>
+      <w:r>
+        <w:t xml:space="preserve">What We Learned Today</w:t>
+      </w:r>
+    </w:p>
+    <w:p>
+      <w:pPr>
+        <w:pStyle w:val="FirstParagraph"/>
+      </w:pPr>
       <w:r>
         <w:rPr>
           <w:b/>
           <w:bCs/>
         </w:rPr>
-        <w:t xml:space="preserve">wide</w:t>
-      </w:r>
-      <w:r>
-        <w:t xml:space="preserve"> </w:t>
-      </w:r>
-      <w:r>
-        <w:t xml:space="preserve">— shaped for human eyes, not for R</w:t>
-      </w:r>
-    </w:p>
-    <w:p>
-      <w:pPr>
-        <w:pStyle w:val="Compact"/>
-        <w:numPr>
-          <w:ilvl w:val="0"/>
-          <w:numId w:val="1025"/>
-        </w:numPr>
-      </w:pPr>
-      <w:r>
-        <w:rPr>
-          <w:rStyle w:val="VerbatimChar"/>
-        </w:rPr>
-        <w:t xml:space="preserve">pivot_longer()</w:t>
-      </w:r>
-      <w:r>
-        <w:t xml:space="preserve"> </w:t>
-      </w:r>
-      <w:r>
-        <w:t xml:space="preserve">collapses many columns into key-value pairs, unlocking</w:t>
-      </w:r>
-      <w:r>
-        <w:t xml:space="preserve"> </w:t>
-      </w:r>
-      <w:r>
-        <w:rPr>
-          <w:rStyle w:val="VerbatimChar"/>
-        </w:rPr>
-        <w:t xml:space="preserve">group_by()</w:t>
-      </w:r>
-      <w:r>
-        <w:t xml:space="preserve"> </w:t>
-      </w:r>
-      <w:r>
-        <w:t xml:space="preserve">and</w:t>
-      </w:r>
-      <w:r>
-        <w:t xml:space="preserve"> </w:t>
-      </w:r>
-      <w:r>
-        <w:rPr>
-          <w:rStyle w:val="VerbatimChar"/>
-        </w:rPr>
-        <w:t xml:space="preserve">ggplot()</w:t>
-      </w:r>
-    </w:p>
-    <w:p>
-      <w:pPr>
-        <w:pStyle w:val="Compact"/>
-        <w:numPr>
-          <w:ilvl w:val="0"/>
-          <w:numId w:val="1025"/>
-        </w:numPr>
-      </w:pPr>
-      <w:r>
-        <w:rPr>
-          <w:rStyle w:val="VerbatimChar"/>
-        </w:rPr>
-        <w:t xml:space="preserve">pivot_wider()</w:t>
-      </w:r>
-      <w:r>
-        <w:t xml:space="preserve"> </w:t>
-      </w:r>
-      <w:r>
-        <w:t xml:space="preserve">does the reverse — builds a readable summary table from tidy data</w:t>
-      </w:r>
-    </w:p>
-    <w:p>
-      <w:pPr>
-        <w:pStyle w:val="Compact"/>
-        <w:numPr>
-          <w:ilvl w:val="0"/>
-          <w:numId w:val="1025"/>
-        </w:numPr>
-      </w:pPr>
-      <w:r>
-        <w:t xml:space="preserve">Seasonal data that</w:t>
-      </w:r>
-      <w:r>
-        <w:t xml:space="preserve"> </w:t>
-      </w:r>
-      <w:r>
-        <w:rPr>
-          <w:b/>
-          <w:bCs/>
-        </w:rPr>
-        <w:t xml:space="preserve">crosses the calendar year boundary</w:t>
-      </w:r>
-      <w:r>
-        <w:t xml:space="preserve"> </w:t>
-      </w:r>
-      <w:r>
-        <w:t xml:space="preserve">needs careful date logic</w:t>
-      </w:r>
-    </w:p>
-    <w:p>
-      <w:pPr>
-        <w:pStyle w:val="Compact"/>
-        <w:numPr>
-          <w:ilvl w:val="0"/>
-          <w:numId w:val="1025"/>
-        </w:numPr>
-      </w:pPr>
-      <w:r>
-        <w:rPr>
-          <w:rStyle w:val="VerbatimChar"/>
-        </w:rPr>
-        <w:t xml:space="preserve">slice_max()</w:t>
-      </w:r>
-      <w:r>
-        <w:t xml:space="preserve"> </w:t>
-      </w:r>
-      <w:r>
-        <w:t xml:space="preserve">pulls out the single extreme value per group — useful for</w:t>
-      </w:r>
-      <w:r>
-        <w:t xml:space="preserve"> </w:t>
-      </w:r>
-      <w:r>
-        <w:t xml:space="preserve">“ice-on/ice-off”</w:t>
-      </w:r>
-      <w:r>
-        <w:t xml:space="preserve"> </w:t>
-      </w:r>
-      <w:r>
-        <w:t xml:space="preserve">type questions</w:t>
-      </w:r>
-    </w:p>
-    <w:p>
-      <w:pPr>
-        <w:pStyle w:val="Compact"/>
-        <w:numPr>
-          <w:ilvl w:val="0"/>
-          <w:numId w:val="1025"/>
-        </w:numPr>
-      </w:pPr>
-      <w:r>
-        <w:t xml:space="preserve">The same</w:t>
-      </w:r>
-      <w:r>
-        <w:t xml:space="preserve"> </w:t>
-      </w:r>
-      <w:r>
-        <w:rPr>
-          <w:rStyle w:val="VerbatimChar"/>
-        </w:rPr>
-        <w:t xml:space="preserve">lm()</w:t>
-      </w:r>
-      <w:r>
-        <w:t xml:space="preserve"> </w:t>
-      </w:r>
-      <w:r>
-        <w:t xml:space="preserve">workflow applies to</w:t>
-      </w:r>
-      <w:r>
-        <w:t xml:space="preserve"> </w:t>
-      </w:r>
-      <w:r>
-        <w:rPr>
-          <w:i/>
-          <w:iCs/>
-        </w:rPr>
-        <w:t xml:space="preserve">any</w:t>
-      </w:r>
-      <w:r>
-        <w:t xml:space="preserve"> </w:t>
-      </w:r>
-      <w:r>
-        <w:t xml:space="preserve">time-indexed variable</w:t>
-      </w:r>
-    </w:p>
-    <w:p>
-      <w:pPr>
-        <w:pStyle w:val="FirstParagraph"/>
-      </w:pPr>
-      <w:r>
-        <w:rPr>
-          <w:b/>
-          <w:bCs/>
-        </w:rPr>
-        <w:t xml:space="preserve">R skills:</w:t>
+        <w:t xml:space="preserve">Concepts:</w:t>
       </w:r>
     </w:p>
     <w:p>
@@ -11079,31 +10921,23 @@
         </w:numPr>
       </w:pPr>
       <w:r>
-        <w:rPr>
-          <w:rStyle w:val="VerbatimChar"/>
-        </w:rPr>
-        <w:t xml:space="preserve">read.table()</w:t>
-      </w:r>
-      <w:r>
-        <w:t xml:space="preserve"> </w:t>
-      </w:r>
-      <w:r>
-        <w:t xml:space="preserve">+</w:t>
-      </w:r>
-      <w:r>
-        <w:t xml:space="preserve"> </w:t>
-      </w:r>
-      <w:r>
-        <w:rPr>
-          <w:rStyle w:val="VerbatimChar"/>
-        </w:rPr>
-        <w:t xml:space="preserve">rownames_to_column()</w:t>
-      </w:r>
-      <w:r>
-        <w:t xml:space="preserve"> </w:t>
-      </w:r>
-      <w:r>
-        <w:t xml:space="preserve">for messy text files</w:t>
+        <w:t xml:space="preserve">Real data is often</w:t>
+      </w:r>
+      <w:r>
+        <w:t xml:space="preserve"> </w:t>
+      </w:r>
+      <w:r>
+        <w:rPr>
+          <w:b/>
+          <w:bCs/>
+        </w:rPr>
+        <w:t xml:space="preserve">wide</w:t>
+      </w:r>
+      <w:r>
+        <w:t xml:space="preserve"> </w:t>
+      </w:r>
+      <w:r>
+        <w:t xml:space="preserve">— shaped for human eyes, not for R</w:t>
       </w:r>
     </w:p>
     <w:p>
@@ -11124,16 +10958,31 @@
         <w:t xml:space="preserve"> </w:t>
       </w:r>
       <w:r>
-        <w:t xml:space="preserve">/</w:t>
-      </w:r>
-      <w:r>
-        <w:t xml:space="preserve"> </w:t>
-      </w:r>
-      <w:r>
-        <w:rPr>
-          <w:rStyle w:val="VerbatimChar"/>
-        </w:rPr>
-        <w:t xml:space="preserve">pivot_wider()</w:t>
+        <w:t xml:space="preserve">collapses many columns into key-value pairs, unlocking</w:t>
+      </w:r>
+      <w:r>
+        <w:t xml:space="preserve"> </w:t>
+      </w:r>
+      <w:r>
+        <w:rPr>
+          <w:rStyle w:val="VerbatimChar"/>
+        </w:rPr>
+        <w:t xml:space="preserve">group_by()</w:t>
+      </w:r>
+      <w:r>
+        <w:t xml:space="preserve"> </w:t>
+      </w:r>
+      <w:r>
+        <w:t xml:space="preserve">and</w:t>
+      </w:r>
+      <w:r>
+        <w:t xml:space="preserve"> </w:t>
+      </w:r>
+      <w:r>
+        <w:rPr>
+          <w:rStyle w:val="VerbatimChar"/>
+        </w:rPr>
+        <w:t xml:space="preserve">ggplot()</w:t>
       </w:r>
     </w:p>
     <w:p>
@@ -11148,49 +10997,13 @@
         <w:rPr>
           <w:rStyle w:val="VerbatimChar"/>
         </w:rPr>
-        <w:t xml:space="preserve">str_starts()</w:t>
-      </w:r>
-      <w:r>
-        <w:t xml:space="preserve">,</w:t>
-      </w:r>
-      <w:r>
-        <w:t xml:space="preserve"> </w:t>
-      </w:r>
-      <w:r>
-        <w:rPr>
-          <w:rStyle w:val="VerbatimChar"/>
-        </w:rPr>
-        <w:t xml:space="preserve">if_else()</w:t>
-      </w:r>
-      <w:r>
-        <w:t xml:space="preserve">,</w:t>
-      </w:r>
-      <w:r>
-        <w:t xml:space="preserve"> </w:t>
-      </w:r>
-      <w:r>
-        <w:rPr>
-          <w:rStyle w:val="VerbatimChar"/>
-        </w:rPr>
-        <w:t xml:space="preserve">ymd()</w:t>
-      </w:r>
-      <w:r>
-        <w:t xml:space="preserve">,</w:t>
-      </w:r>
-      <w:r>
-        <w:t xml:space="preserve"> </w:t>
-      </w:r>
-      <w:r>
-        <w:rPr>
-          <w:rStyle w:val="VerbatimChar"/>
-        </w:rPr>
-        <w:t xml:space="preserve">update()</w:t>
-      </w:r>
-      <w:r>
-        <w:t xml:space="preserve"> </w:t>
-      </w:r>
-      <w:r>
-        <w:t xml:space="preserve">for date wrangling</w:t>
+        <w:t xml:space="preserve">pivot_wider()</w:t>
+      </w:r>
+      <w:r>
+        <w:t xml:space="preserve"> </w:t>
+      </w:r>
+      <w:r>
+        <w:t xml:space="preserve">does the reverse — builds a readable summary table from tidy data</w:t>
       </w:r>
     </w:p>
     <w:p>
@@ -11202,22 +11015,111 @@
         </w:numPr>
       </w:pPr>
       <w:r>
-        <w:rPr>
-          <w:rStyle w:val="VerbatimChar"/>
-        </w:rPr>
-        <w:t xml:space="preserve">slice_max(order_by = ..., n = 1)</w:t>
-      </w:r>
-    </w:p>
-    <w:p>
-      <w:pPr>
-        <w:pStyle w:val="FirstParagraph"/>
-      </w:pPr>
+        <w:t xml:space="preserve">Seasonal data that</w:t>
+      </w:r>
+      <w:r>
+        <w:t xml:space="preserve"> </w:t>
+      </w:r>
       <w:r>
         <w:rPr>
           <w:b/>
           <w:bCs/>
         </w:rPr>
-        <w:t xml:space="preserve">References:</w:t>
+        <w:t xml:space="preserve">crosses the calendar year boundary</w:t>
+      </w:r>
+      <w:r>
+        <w:t xml:space="preserve"> </w:t>
+      </w:r>
+      <w:r>
+        <w:t xml:space="preserve">needs careful date logic</w:t>
+      </w:r>
+    </w:p>
+    <w:p>
+      <w:pPr>
+        <w:pStyle w:val="Compact"/>
+        <w:numPr>
+          <w:ilvl w:val="0"/>
+          <w:numId w:val="1026"/>
+        </w:numPr>
+      </w:pPr>
+      <w:r>
+        <w:rPr>
+          <w:rStyle w:val="VerbatimChar"/>
+        </w:rPr>
+        <w:t xml:space="preserve">slice_max()</w:t>
+      </w:r>
+      <w:r>
+        <w:t xml:space="preserve"> </w:t>
+      </w:r>
+      <w:r>
+        <w:t xml:space="preserve">pulls out the single extreme value per group — useful for</w:t>
+      </w:r>
+      <w:r>
+        <w:t xml:space="preserve"> </w:t>
+      </w:r>
+      <w:r>
+        <w:t xml:space="preserve">“ice-on/ice-off”</w:t>
+      </w:r>
+      <w:r>
+        <w:t xml:space="preserve"> </w:t>
+      </w:r>
+      <w:r>
+        <w:t xml:space="preserve">type questions</w:t>
+      </w:r>
+    </w:p>
+    <w:p>
+      <w:pPr>
+        <w:pStyle w:val="Compact"/>
+        <w:numPr>
+          <w:ilvl w:val="0"/>
+          <w:numId w:val="1026"/>
+        </w:numPr>
+      </w:pPr>
+      <w:r>
+        <w:t xml:space="preserve">The same</w:t>
+      </w:r>
+      <w:r>
+        <w:t xml:space="preserve"> </w:t>
+      </w:r>
+      <w:r>
+        <w:rPr>
+          <w:rStyle w:val="VerbatimChar"/>
+        </w:rPr>
+        <w:t xml:space="preserve">lm()</w:t>
+      </w:r>
+      <w:r>
+        <w:t xml:space="preserve"> </w:t>
+      </w:r>
+      <w:r>
+        <w:t xml:space="preserve">workflow applies to</w:t>
+      </w:r>
+      <w:r>
+        <w:t xml:space="preserve"> </w:t>
+      </w:r>
+      <w:r>
+        <w:rPr>
+          <w:i/>
+          <w:iCs/>
+        </w:rPr>
+        <w:t xml:space="preserve">any</w:t>
+      </w:r>
+      <w:r>
+        <w:t xml:space="preserve"> </w:t>
+      </w:r>
+      <w:r>
+        <w:t xml:space="preserve">time-indexed variable</w:t>
+      </w:r>
+    </w:p>
+    <w:p>
+      <w:pPr>
+        <w:pStyle w:val="FirstParagraph"/>
+      </w:pPr>
+      <w:r>
+        <w:rPr>
+          <w:b/>
+          <w:bCs/>
+        </w:rPr>
+        <w:t xml:space="preserve">R skills:</w:t>
       </w:r>
     </w:p>
     <w:p>
@@ -11229,7 +11131,31 @@
         </w:numPr>
       </w:pPr>
       <w:r>
-        <w:t xml:space="preserve">📖 R4DS Ch. 5 — Data tidying</w:t>
+        <w:rPr>
+          <w:rStyle w:val="VerbatimChar"/>
+        </w:rPr>
+        <w:t xml:space="preserve">read.table()</w:t>
+      </w:r>
+      <w:r>
+        <w:t xml:space="preserve"> </w:t>
+      </w:r>
+      <w:r>
+        <w:t xml:space="preserve">+</w:t>
+      </w:r>
+      <w:r>
+        <w:t xml:space="preserve"> </w:t>
+      </w:r>
+      <w:r>
+        <w:rPr>
+          <w:rStyle w:val="VerbatimChar"/>
+        </w:rPr>
+        <w:t xml:space="preserve">rownames_to_column()</w:t>
+      </w:r>
+      <w:r>
+        <w:t xml:space="preserve"> </w:t>
+      </w:r>
+      <w:r>
+        <w:t xml:space="preserve">for messy text files</w:t>
       </w:r>
     </w:p>
     <w:p>
@@ -11241,7 +11167,25 @@
         </w:numPr>
       </w:pPr>
       <w:r>
-        <w:t xml:space="preserve">📖 R4DS Ch. 17 — Dates and times</w:t>
+        <w:rPr>
+          <w:rStyle w:val="VerbatimChar"/>
+        </w:rPr>
+        <w:t xml:space="preserve">pivot_longer()</w:t>
+      </w:r>
+      <w:r>
+        <w:t xml:space="preserve"> </w:t>
+      </w:r>
+      <w:r>
+        <w:t xml:space="preserve">/</w:t>
+      </w:r>
+      <w:r>
+        <w:t xml:space="preserve"> </w:t>
+      </w:r>
+      <w:r>
+        <w:rPr>
+          <w:rStyle w:val="VerbatimChar"/>
+        </w:rPr>
+        <w:t xml:space="preserve">pivot_wider()</w:t>
       </w:r>
     </w:p>
     <w:p>
@@ -11253,7 +11197,67 @@
         </w:numPr>
       </w:pPr>
       <w:r>
-        <w:t xml:space="preserve">📖 Data Carpentry — R for Ecologists</w:t>
+        <w:rPr>
+          <w:rStyle w:val="VerbatimChar"/>
+        </w:rPr>
+        <w:t xml:space="preserve">str_starts()</w:t>
+      </w:r>
+      <w:r>
+        <w:t xml:space="preserve">,</w:t>
+      </w:r>
+      <w:r>
+        <w:t xml:space="preserve"> </w:t>
+      </w:r>
+      <w:r>
+        <w:rPr>
+          <w:rStyle w:val="VerbatimChar"/>
+        </w:rPr>
+        <w:t xml:space="preserve">if_else()</w:t>
+      </w:r>
+      <w:r>
+        <w:t xml:space="preserve">,</w:t>
+      </w:r>
+      <w:r>
+        <w:t xml:space="preserve"> </w:t>
+      </w:r>
+      <w:r>
+        <w:rPr>
+          <w:rStyle w:val="VerbatimChar"/>
+        </w:rPr>
+        <w:t xml:space="preserve">ymd()</w:t>
+      </w:r>
+      <w:r>
+        <w:t xml:space="preserve">,</w:t>
+      </w:r>
+      <w:r>
+        <w:t xml:space="preserve"> </w:t>
+      </w:r>
+      <w:r>
+        <w:rPr>
+          <w:rStyle w:val="VerbatimChar"/>
+        </w:rPr>
+        <w:t xml:space="preserve">update()</w:t>
+      </w:r>
+      <w:r>
+        <w:t xml:space="preserve"> </w:t>
+      </w:r>
+      <w:r>
+        <w:t xml:space="preserve">for date wrangling</w:t>
+      </w:r>
+    </w:p>
+    <w:p>
+      <w:pPr>
+        <w:pStyle w:val="Compact"/>
+        <w:numPr>
+          <w:ilvl w:val="0"/>
+          <w:numId w:val="1027"/>
+        </w:numPr>
+      </w:pPr>
+      <w:r>
+        <w:rPr>
+          <w:rStyle w:val="VerbatimChar"/>
+        </w:rPr>
+        <w:t xml:space="preserve">slice_max(order_by = ..., n = 1)</w:t>
       </w:r>
     </w:p>
     <w:p>
@@ -11265,7 +11269,7 @@
           <w:b/>
           <w:bCs/>
         </w:rPr>
-        <w:t xml:space="preserve">Data source:</w:t>
+        <w:t xml:space="preserve">References:</w:t>
       </w:r>
     </w:p>
     <w:p>
@@ -11277,16 +11281,31 @@
         </w:numPr>
       </w:pPr>
       <w:r>
-        <w:t xml:space="preserve">NOAA-GLERL Great Lakes Ice Cover Database</w:t>
-      </w:r>
-      <w:r>
-        <w:br/>
-      </w:r>
-      <w:r>
-        <w:rPr>
-          <w:rStyle w:val="VerbatimChar"/>
-        </w:rPr>
-        <w:t xml:space="preserve">glerl.noaa.gov/data/ice</w:t>
+        <w:t xml:space="preserve">📖 R4DS Ch. 5 — Data tidying</w:t>
+      </w:r>
+    </w:p>
+    <w:p>
+      <w:pPr>
+        <w:pStyle w:val="Compact"/>
+        <w:numPr>
+          <w:ilvl w:val="0"/>
+          <w:numId w:val="1028"/>
+        </w:numPr>
+      </w:pPr>
+      <w:r>
+        <w:t xml:space="preserve">📖 R4DS Ch. 17 — Dates and times</w:t>
+      </w:r>
+    </w:p>
+    <w:p>
+      <w:pPr>
+        <w:pStyle w:val="Compact"/>
+        <w:numPr>
+          <w:ilvl w:val="0"/>
+          <w:numId w:val="1028"/>
+        </w:numPr>
+      </w:pPr>
+      <w:r>
+        <w:t xml:space="preserve">📖 Data Carpentry — R for Ecologists</w:t>
       </w:r>
     </w:p>
     <w:p>
@@ -11298,7 +11317,7 @@
           <w:b/>
           <w:bCs/>
         </w:rPr>
-        <w:t xml:space="preserve">Up next — Extension (out of class):</w:t>
+        <w:t xml:space="preserve">Data source:</w:t>
       </w:r>
     </w:p>
     <w:p>
@@ -11310,7 +11329,28 @@
         </w:numPr>
       </w:pPr>
       <w:r>
-        <w:t xml:space="preserve">The same pivot workflow on a Great Lake of your choice</w:t>
+        <w:t xml:space="preserve">NOAA-GLERL Great Lakes Ice Cover Database</w:t>
+      </w:r>
+      <w:r>
+        <w:br/>
+      </w:r>
+      <w:r>
+        <w:rPr>
+          <w:rStyle w:val="VerbatimChar"/>
+        </w:rPr>
+        <w:t xml:space="preserve">glerl.noaa.gov/data/ice</w:t>
+      </w:r>
+    </w:p>
+    <w:p>
+      <w:pPr>
+        <w:pStyle w:val="FirstParagraph"/>
+      </w:pPr>
+      <w:r>
+        <w:rPr>
+          <w:b/>
+          <w:bCs/>
+        </w:rPr>
+        <w:t xml:space="preserve">Up next — Lecture 16:</w:t>
       </w:r>
     </w:p>
     <w:p>
@@ -11318,11 +11358,33 @@
         <w:pStyle w:val="Compact"/>
         <w:numPr>
           <w:ilvl w:val="0"/>
-          <w:numId w:val="1029"/>
+          <w:numId w:val="1030"/>
         </w:numPr>
       </w:pPr>
       <w:r>
-        <w:t xml:space="preserve">Compare its maximum ice trend to Lake Superior’s</w:t>
+        <w:rPr>
+          <w:b/>
+          <w:bCs/>
+        </w:rPr>
+        <w:t xml:space="preserve">Joins</w:t>
+      </w:r>
+      <w:r>
+        <w:t xml:space="preserve"> </w:t>
+      </w:r>
+      <w:r>
+        <w:t xml:space="preserve">— two tables that each hold half the story</w:t>
+      </w:r>
+    </w:p>
+    <w:p>
+      <w:pPr>
+        <w:pStyle w:val="Compact"/>
+        <w:numPr>
+          <w:ilvl w:val="0"/>
+          <w:numId w:val="1030"/>
+        </w:numPr>
+      </w:pPr>
+      <w:r>
+        <w:t xml:space="preserve">Homework: the same pivot workflow on a Great Lake of your choice</w:t>
       </w:r>
     </w:p>
     <w:bookmarkEnd w:id="86"/>
@@ -11740,6 +11802,9 @@
     <w:abstractNumId w:val="991"/>
   </w:num>
   <w:num w:numId="1029">
+    <w:abstractNumId w:val="991"/>
+  </w:num>
+  <w:num w:numId="1030">
     <w:abstractNumId w:val="991"/>
   </w:num>
 </w:numbering>

--- a/docs/content/pivoting/pivoting_lecture.docx
+++ b/docs/content/pivoting/pivoting_lecture.docx
@@ -31,7 +31,7 @@
         <w:pStyle w:val="Date"/>
       </w:pPr>
       <w:r>
-        <w:t xml:space="preserve">2026-10-19</w:t>
+        <w:t xml:space="preserve">2026-10-22</w:t>
       </w:r>
     </w:p>
     <w:bookmarkStart w:id="12" w:name="where-we-left-off-lecture-14"/>
